--- a/RAC/16장/16장_부하관리와ApplicationContinuity.docx
+++ b/RAC/16장/16장_부하관리와ApplicationContinuity.docx
@@ -25,7 +25,21 @@
           <w:rFonts w:ascii="맑은 고딕" w:hAnsi="맑은 고딕" w:eastAsia="맑은 고딕"/>
           <w:sz w:val="21"/>
         </w:rPr>
-        <w:t>그런데 15장의 마지막에 남은 질문이 있다. 서비스가 옮겨 가는 그 순간 이미 붙어 있던 클라이언트는 무엇을 겪는가. `kill -9` 로 인스턴스를 죽였을 때 그 인스턴스에 붙어 있던 세션은 어떻게 되는가.</w:t>
+        <w:t xml:space="preserve">그런데 15장의 마지막에 남은 질문이 있다. 서비스가 옮겨 가는 그 순간 이미 붙어 있던 클라이언트는 무엇을 겪는가. </w:t>
+      </w:r>
+      <w:r>
+        <w:rPr>
+          <w:rFonts w:ascii="Consolas" w:hAnsi="Consolas" w:eastAsia="Consolas" w:cs="Consolas"/>
+          <w:sz w:val="20"/>
+        </w:rPr>
+        <w:t xml:space="preserve">kill -9</w:t>
+      </w:r>
+      <w:r>
+        <w:rPr>
+          <w:rFonts w:ascii="맑은 고딕" w:hAnsi="맑은 고딕" w:eastAsia="맑은 고딕"/>
+          <w:sz w:val="21"/>
+        </w:rPr>
+        <w:t xml:space="preserve"> 로 인스턴스를 죽였을 때 그 인스턴스에 붙어 있던 세션은 어떻게 되는가.</w:t>
       </w:r>
     </w:p>
     <w:p>
@@ -43,7 +57,21 @@
           <w:rFonts w:ascii="맑은 고딕" w:hAnsi="맑은 고딕" w:eastAsia="맑은 고딕"/>
           <w:sz w:val="21"/>
         </w:rPr>
-        <w:t>15장에서 `srvctl config service` 출력의 여러 항목을 비워 둔 채 넘어갔다. Failover 계열과 TAF policy, Runtime Load Balancing Goal 이 그것이다. 여기서 채운다.</w:t>
+        <w:t xml:space="preserve">15장에서 </w:t>
+      </w:r>
+      <w:r>
+        <w:rPr>
+          <w:rFonts w:ascii="Consolas" w:hAnsi="Consolas" w:eastAsia="Consolas" w:cs="Consolas"/>
+          <w:sz w:val="20"/>
+        </w:rPr>
+        <w:t xml:space="preserve">srvctl config service</w:t>
+      </w:r>
+      <w:r>
+        <w:rPr>
+          <w:rFonts w:ascii="맑은 고딕" w:hAnsi="맑은 고딕" w:eastAsia="맑은 고딕"/>
+          <w:sz w:val="21"/>
+        </w:rPr>
+        <w:t xml:space="preserve"> 출력의 여러 항목을 비워 둔 채 넘어갔다. Failover 계열과 TAF policy, Runtime Load Balancing Goal 이 그것이다. 여기서 채운다.</w:t>
       </w:r>
     </w:p>
     <w:p>
@@ -68,7 +96,21 @@
           <w:rFonts w:ascii="맑은 고딕" w:hAnsi="맑은 고딕" w:eastAsia="맑은 고딕"/>
           <w:sz w:val="21"/>
         </w:rPr>
-        <w:t>15장의 실측을 떠올려 보자. `kill -9` 로 racdb1 을 죽였을 때 서비스는 10 초 안에 racdb2 로 옮겨 갔다. 서버 쪽은 빨랐다.</w:t>
+        <w:t xml:space="preserve">15장의 실측을 떠올려 보자. </w:t>
+      </w:r>
+      <w:r>
+        <w:rPr>
+          <w:rFonts w:ascii="Consolas" w:hAnsi="Consolas" w:eastAsia="Consolas" w:cs="Consolas"/>
+          <w:sz w:val="20"/>
+        </w:rPr>
+        <w:t xml:space="preserve">kill -9</w:t>
+      </w:r>
+      <w:r>
+        <w:rPr>
+          <w:rFonts w:ascii="맑은 고딕" w:hAnsi="맑은 고딕" w:eastAsia="맑은 고딕"/>
+          <w:sz w:val="21"/>
+        </w:rPr>
+        <w:t xml:space="preserve"> 로 racdb1 을 죽였을 때 서비스는 10 초 안에 racdb2 로 옮겨 갔다. 서버 쪽은 빨랐다.</w:t>
       </w:r>
     </w:p>
     <w:p>
@@ -113,7 +155,21 @@
           <w:rFonts w:ascii="맑은 고딕" w:hAnsi="맑은 고딕" w:eastAsia="맑은 고딕"/>
           <w:sz w:val="21"/>
         </w:rPr>
-        <w:t>FAN 이벤트를 나르는 것이 ONS(Oracle Notification Service)다. 클러스터의 각 노드에서 도는 데몬이며 15장에서 `srvctl status nodeapps` 출력에 이미 나왔다.</w:t>
+        <w:t xml:space="preserve">FAN 이벤트를 나르는 것이 ONS(Oracle Notification Service)다. 클러스터의 각 노드에서 도는 데몬이며 15장에서 </w:t>
+      </w:r>
+      <w:r>
+        <w:rPr>
+          <w:rFonts w:ascii="Consolas" w:hAnsi="Consolas" w:eastAsia="Consolas" w:cs="Consolas"/>
+          <w:sz w:val="20"/>
+        </w:rPr>
+        <w:t xml:space="preserve">srvctl status nodeapps</w:t>
+      </w:r>
+      <w:r>
+        <w:rPr>
+          <w:rFonts w:ascii="맑은 고딕" w:hAnsi="맑은 고딕" w:eastAsia="맑은 고딕"/>
+          <w:sz w:val="21"/>
+        </w:rPr>
+        <w:t xml:space="preserve"> 출력에 이미 나왔다.</w:t>
       </w:r>
     </w:p>
     <w:p>
@@ -386,7 +442,35 @@
           <w:rFonts w:ascii="맑은 고딕" w:hAnsi="맑은 고딕" w:eastAsia="맑은 고딕"/>
           <w:sz w:val="21"/>
         </w:rPr>
-        <w:t>6100 은 `127.0.0.1` 과 `::1` 에만 붙어 있다. 루프백이다. 다른 노드에서 이 포트로 붙을 수 없다.</w:t>
+        <w:t xml:space="preserve">6100 은 </w:t>
+      </w:r>
+      <w:r>
+        <w:rPr>
+          <w:rFonts w:ascii="Consolas" w:hAnsi="Consolas" w:eastAsia="Consolas" w:cs="Consolas"/>
+          <w:sz w:val="20"/>
+        </w:rPr>
+        <w:t xml:space="preserve">127.0.0.1</w:t>
+      </w:r>
+      <w:r>
+        <w:rPr>
+          <w:rFonts w:ascii="맑은 고딕" w:hAnsi="맑은 고딕" w:eastAsia="맑은 고딕"/>
+          <w:sz w:val="21"/>
+        </w:rPr>
+        <w:t xml:space="preserve"> 과 </w:t>
+      </w:r>
+      <w:r>
+        <w:rPr>
+          <w:rFonts w:ascii="Consolas" w:hAnsi="Consolas" w:eastAsia="Consolas" w:cs="Consolas"/>
+          <w:sz w:val="20"/>
+        </w:rPr>
+        <w:t xml:space="preserve">::1</w:t>
+      </w:r>
+      <w:r>
+        <w:rPr>
+          <w:rFonts w:ascii="맑은 고딕" w:hAnsi="맑은 고딕" w:eastAsia="맑은 고딕"/>
+          <w:sz w:val="21"/>
+        </w:rPr>
+        <w:t xml:space="preserve"> 에만 붙어 있다. 루프백이다. 다른 노드에서 이 포트로 붙을 수 없다.</w:t>
       </w:r>
     </w:p>
     <w:p>
@@ -395,7 +479,21 @@
           <w:rFonts w:ascii="맑은 고딕" w:hAnsi="맑은 고딕" w:eastAsia="맑은 고딕"/>
           <w:sz w:val="21"/>
         </w:rPr>
-        <w:t>6200 은 `:::` 이다. 모든 주소에서 받는다.</w:t>
+        <w:t xml:space="preserve">6200 은 </w:t>
+      </w:r>
+      <w:r>
+        <w:rPr>
+          <w:rFonts w:ascii="Consolas" w:hAnsi="Consolas" w:eastAsia="Consolas" w:cs="Consolas"/>
+          <w:sz w:val="20"/>
+        </w:rPr>
+        <w:t xml:space="preserve">:::</w:t>
+      </w:r>
+      <w:r>
+        <w:rPr>
+          <w:rFonts w:ascii="맑은 고딕" w:hAnsi="맑은 고딕" w:eastAsia="맑은 고딕"/>
+          <w:sz w:val="21"/>
+        </w:rPr>
+        <w:t xml:space="preserve"> 이다. 모든 주소에서 받는다.</w:t>
       </w:r>
     </w:p>
     <w:p>
@@ -481,10 +579,31 @@
     <w:p>
       <w:r>
         <w:rPr>
+          <w:rFonts w:ascii="Consolas" w:hAnsi="Consolas" w:eastAsia="Consolas" w:cs="Consolas"/>
+          <w:sz w:val="20"/>
+        </w:rPr>
+        <w:t xml:space="preserve">onsctl</w:t>
+      </w:r>
+      <w:r>
+        <w:rPr>
           <w:rFonts w:ascii="맑은 고딕" w:hAnsi="맑은 고딕" w:eastAsia="맑은 고딕"/>
           <w:sz w:val="21"/>
         </w:rPr>
-        <w:t>`onsctl` 은 Grid 홈의 `opmn/bin` 아래에 있다. PATH 에 없으므로 전체 경로를 쓴다.</w:t>
+        <w:t xml:space="preserve"> 은 Grid 홈의 </w:t>
+      </w:r>
+      <w:r>
+        <w:rPr>
+          <w:rFonts w:ascii="Consolas" w:hAnsi="Consolas" w:eastAsia="Consolas" w:cs="Consolas"/>
+          <w:sz w:val="20"/>
+        </w:rPr>
+        <w:t xml:space="preserve">opmn/bin</w:t>
+      </w:r>
+      <w:r>
+        <w:rPr>
+          <w:rFonts w:ascii="맑은 고딕" w:hAnsi="맑은 고딕" w:eastAsia="맑은 고딕"/>
+          <w:sz w:val="21"/>
+        </w:rPr>
+        <w:t xml:space="preserve"> 아래에 있다. PATH 에 없으므로 전체 경로를 쓴다.</w:t>
       </w:r>
     </w:p>
     <w:p>
@@ -493,7 +612,21 @@
           <w:rFonts w:ascii="맑은 고딕" w:hAnsi="맑은 고딕" w:eastAsia="맑은 고딕"/>
           <w:sz w:val="21"/>
         </w:rPr>
-        <w:t>이 명령이 ONS 데몬의 생존을 가장 직접적으로 확인한다. `srvctl status nodeapps` 는 CRS 가 아는 것이고 이쪽은 데몬에게 직접 물어보는 것이다.</w:t>
+        <w:t xml:space="preserve">이 명령이 ONS 데몬의 생존을 가장 직접적으로 확인한다. </w:t>
+      </w:r>
+      <w:r>
+        <w:rPr>
+          <w:rFonts w:ascii="Consolas" w:hAnsi="Consolas" w:eastAsia="Consolas" w:cs="Consolas"/>
+          <w:sz w:val="20"/>
+        </w:rPr>
+        <w:t xml:space="preserve">srvctl status nodeapps</w:t>
+      </w:r>
+      <w:r>
+        <w:rPr>
+          <w:rFonts w:ascii="맑은 고딕" w:hAnsi="맑은 고딕" w:eastAsia="맑은 고딕"/>
+          <w:sz w:val="21"/>
+        </w:rPr>
+        <w:t xml:space="preserve"> 는 CRS 가 아는 것이고 이쪽은 데몬에게 직접 물어보는 것이다.</w:t>
       </w:r>
     </w:p>
     <w:p>
@@ -851,10 +984,31 @@
     <w:p>
       <w:r>
         <w:rPr>
+          <w:rFonts w:ascii="Consolas" w:hAnsi="Consolas" w:eastAsia="Consolas" w:cs="Consolas"/>
+          <w:sz w:val="20"/>
+        </w:rPr>
+        <w:t xml:space="preserve">Servers:</w:t>
+      </w:r>
+      <w:r>
+        <w:rPr>
           <w:rFonts w:ascii="맑은 고딕" w:hAnsi="맑은 고딕" w:eastAsia="맑은 고딕"/>
           <w:sz w:val="21"/>
         </w:rPr>
-        <w:t>`Servers:` 절이 핵심이다. rac2 의 ONS 가 `172.16.225.101:6200`, 즉 rac1 의 ONS 를 상대로 잡고 있다.</w:t>
+        <w:t xml:space="preserve"> 절이 핵심이다. rac2 의 ONS 가 </w:t>
+      </w:r>
+      <w:r>
+        <w:rPr>
+          <w:rFonts w:ascii="Consolas" w:hAnsi="Consolas" w:eastAsia="Consolas" w:cs="Consolas"/>
+          <w:sz w:val="20"/>
+        </w:rPr>
+        <w:t xml:space="preserve">172.16.225.101:6200</w:t>
+      </w:r>
+      <w:r>
+        <w:rPr>
+          <w:rFonts w:ascii="맑은 고딕" w:hAnsi="맑은 고딕" w:eastAsia="맑은 고딕"/>
+          <w:sz w:val="21"/>
+        </w:rPr>
+        <w:t xml:space="preserve">, 즉 rac1 의 ONS 를 상대로 잡고 있다.</w:t>
       </w:r>
     </w:p>
     <w:p>
@@ -869,10 +1023,17 @@
     <w:p>
       <w:r>
         <w:rPr>
+          <w:rFonts w:ascii="Consolas" w:hAnsi="Consolas" w:eastAsia="Consolas" w:cs="Consolas"/>
+          <w:sz w:val="20"/>
+        </w:rPr>
+        <w:t xml:space="preserve">DEFER</w:t>
+      </w:r>
+      <w:r>
+        <w:rPr>
           <w:rFonts w:ascii="맑은 고딕" w:hAnsi="맑은 고딕" w:eastAsia="맑은 고딕"/>
           <w:sz w:val="21"/>
         </w:rPr>
-        <w:t>`DEFER` 열이 0 이다. 보내지 못하고 쌓인 이벤트가 없다는 뜻이다. 이 값이 계속 올라간다면 상대 노드와 통신이 안 되는 것이다.</w:t>
+        <w:t xml:space="preserve"> 열이 0 이다. 보내지 못하고 쌓인 이벤트가 없다는 뜻이다. 이 값이 계속 올라간다면 상대 노드와 통신이 안 되는 것이다.</w:t>
       </w:r>
     </w:p>
     <w:p>
@@ -881,7 +1042,63 @@
           <w:rFonts w:ascii="맑은 고딕" w:hAnsi="맑은 고딕" w:eastAsia="맑은 고딕"/>
           <w:sz w:val="21"/>
         </w:rPr>
-        <w:t>진단 순서를 정리하면 이렇다. `onsctl ping` 으로 데몬이 살아 있는지 보고, `onsctl debug` 의 `Servers:` 로 상대를 잡고 있는지 보고, `DEFER` 로 밀린 것이 없는지 본다.</w:t>
+        <w:t xml:space="preserve">진단 순서를 정리하면 이렇다. </w:t>
+      </w:r>
+      <w:r>
+        <w:rPr>
+          <w:rFonts w:ascii="Consolas" w:hAnsi="Consolas" w:eastAsia="Consolas" w:cs="Consolas"/>
+          <w:sz w:val="20"/>
+        </w:rPr>
+        <w:t xml:space="preserve">onsctl ping</w:t>
+      </w:r>
+      <w:r>
+        <w:rPr>
+          <w:rFonts w:ascii="맑은 고딕" w:hAnsi="맑은 고딕" w:eastAsia="맑은 고딕"/>
+          <w:sz w:val="21"/>
+        </w:rPr>
+        <w:t xml:space="preserve"> 으로 데몬이 살아 있는지 보고, </w:t>
+      </w:r>
+      <w:r>
+        <w:rPr>
+          <w:rFonts w:ascii="Consolas" w:hAnsi="Consolas" w:eastAsia="Consolas" w:cs="Consolas"/>
+          <w:sz w:val="20"/>
+        </w:rPr>
+        <w:t xml:space="preserve">onsctl debug</w:t>
+      </w:r>
+      <w:r>
+        <w:rPr>
+          <w:rFonts w:ascii="맑은 고딕" w:hAnsi="맑은 고딕" w:eastAsia="맑은 고딕"/>
+          <w:sz w:val="21"/>
+        </w:rPr>
+        <w:t xml:space="preserve"> 의 </w:t>
+      </w:r>
+      <w:r>
+        <w:rPr>
+          <w:rFonts w:ascii="Consolas" w:hAnsi="Consolas" w:eastAsia="Consolas" w:cs="Consolas"/>
+          <w:sz w:val="20"/>
+        </w:rPr>
+        <w:t xml:space="preserve">Servers:</w:t>
+      </w:r>
+      <w:r>
+        <w:rPr>
+          <w:rFonts w:ascii="맑은 고딕" w:hAnsi="맑은 고딕" w:eastAsia="맑은 고딕"/>
+          <w:sz w:val="21"/>
+        </w:rPr>
+        <w:t xml:space="preserve"> 로 상대를 잡고 있는지 보고, </w:t>
+      </w:r>
+      <w:r>
+        <w:rPr>
+          <w:rFonts w:ascii="Consolas" w:hAnsi="Consolas" w:eastAsia="Consolas" w:cs="Consolas"/>
+          <w:sz w:val="20"/>
+        </w:rPr>
+        <w:t xml:space="preserve">DEFER</w:t>
+      </w:r>
+      <w:r>
+        <w:rPr>
+          <w:rFonts w:ascii="맑은 고딕" w:hAnsi="맑은 고딕" w:eastAsia="맑은 고딕"/>
+          <w:sz w:val="21"/>
+        </w:rPr>
+        <w:t xml:space="preserve"> 로 밀린 것이 없는지 본다.</w:t>
       </w:r>
     </w:p>
     <w:p>
@@ -1031,10 +1248,17 @@
     <w:p>
       <w:r>
         <w:rPr>
+          <w:rFonts w:ascii="Consolas" w:hAnsi="Consolas" w:eastAsia="Consolas" w:cs="Consolas"/>
+          <w:sz w:val="20"/>
+        </w:rPr>
+        <w:t xml:space="preserve"># line added by Agent</w:t>
+      </w:r>
+      <w:r>
+        <w:rPr>
           <w:rFonts w:ascii="맑은 고딕" w:hAnsi="맑은 고딕" w:eastAsia="맑은 고딕"/>
           <w:sz w:val="21"/>
         </w:rPr>
-        <w:t>`# line added by Agent` 주석이 붙어 있다. 사람이 쓴 것이 아니라 CRS 의 에이전트가 만들었다는 뜻이다.</w:t>
+        <w:t xml:space="preserve"> 주석이 붙어 있다. 사람이 쓴 것이 아니라 CRS 의 에이전트가 만들었다는 뜻이다.</w:t>
       </w:r>
     </w:p>
     <w:p>
@@ -1043,34 +1267,97 @@
           <w:rFonts w:ascii="맑은 고딕" w:hAnsi="맑은 고딕" w:eastAsia="맑은 고딕"/>
           <w:sz w:val="21"/>
         </w:rPr>
-        <w:t>그러므로 이 파일을 직접 고치면 안 된다. 에이전트가 다시 덮어쓴다. 바꾸려면 `srvctl modify nodeapps` 를 쓴다.</w:t>
+        <w:t xml:space="preserve">그러므로 이 파일을 직접 고치면 안 된다. 에이전트가 다시 덮어쓴다. 바꾸려면 </w:t>
+      </w:r>
+      <w:r>
+        <w:rPr>
+          <w:rFonts w:ascii="Consolas" w:hAnsi="Consolas" w:eastAsia="Consolas" w:cs="Consolas"/>
+          <w:sz w:val="20"/>
+        </w:rPr>
+        <w:t xml:space="preserve">srvctl modify nodeapps</w:t>
+      </w:r>
+      <w:r>
+        <w:rPr>
+          <w:rFonts w:ascii="맑은 고딕" w:hAnsi="맑은 고딕" w:eastAsia="맑은 고딕"/>
+          <w:sz w:val="21"/>
+        </w:rPr>
+        <w:t xml:space="preserve"> 를 쓴다.</w:t>
       </w:r>
     </w:p>
     <w:p>
       <w:r>
         <w:rPr>
+          <w:rFonts w:ascii="Consolas" w:hAnsi="Consolas" w:eastAsia="Consolas" w:cs="Consolas"/>
+          <w:sz w:val="20"/>
+        </w:rPr>
+        <w:t xml:space="preserve">nodes=rac1:6200,rac2:6200</w:t>
+      </w:r>
+      <w:r>
+        <w:rPr>
           <w:rFonts w:ascii="맑은 고딕" w:hAnsi="맑은 고딕" w:eastAsia="맑은 고딕"/>
           <w:sz w:val="21"/>
         </w:rPr>
-        <w:t>`nodes=rac1:6200,rac2:6200` 이 앞에서 본 `Servers:` 목록의 근거다. 노드를 추가하면 이 줄이 자동으로 늘어난다.</w:t>
+        <w:t xml:space="preserve"> 이 앞에서 본 </w:t>
+      </w:r>
+      <w:r>
+        <w:rPr>
+          <w:rFonts w:ascii="Consolas" w:hAnsi="Consolas" w:eastAsia="Consolas" w:cs="Consolas"/>
+          <w:sz w:val="20"/>
+        </w:rPr>
+        <w:t xml:space="preserve">Servers:</w:t>
+      </w:r>
+      <w:r>
+        <w:rPr>
+          <w:rFonts w:ascii="맑은 고딕" w:hAnsi="맑은 고딕" w:eastAsia="맑은 고딕"/>
+          <w:sz w:val="21"/>
+        </w:rPr>
+        <w:t xml:space="preserve"> 목록의 근거다. 노드를 추가하면 이 줄이 자동으로 늘어난다.</w:t>
       </w:r>
     </w:p>
     <w:p>
       <w:r>
         <w:rPr>
+          <w:rFonts w:ascii="Consolas" w:hAnsi="Consolas" w:eastAsia="Consolas" w:cs="Consolas"/>
+          <w:sz w:val="20"/>
+        </w:rPr>
+        <w:t xml:space="preserve">walletfile</w:t>
+      </w:r>
+      <w:r>
+        <w:rPr>
           <w:rFonts w:ascii="맑은 고딕" w:hAnsi="맑은 고딕" w:eastAsia="맑은 고딕"/>
           <w:sz w:val="21"/>
         </w:rPr>
-        <w:t>`walletfile` 이 있고 `Uses SSL true` 였다. ONS 통신이 암호화되어 있다는 뜻이다.</w:t>
+        <w:t xml:space="preserve"> 이 있고 </w:t>
+      </w:r>
+      <w:r>
+        <w:rPr>
+          <w:rFonts w:ascii="Consolas" w:hAnsi="Consolas" w:eastAsia="Consolas" w:cs="Consolas"/>
+          <w:sz w:val="20"/>
+        </w:rPr>
+        <w:t xml:space="preserve">Uses SSL true</w:t>
+      </w:r>
+      <w:r>
+        <w:rPr>
+          <w:rFonts w:ascii="맑은 고딕" w:hAnsi="맑은 고딕" w:eastAsia="맑은 고딕"/>
+          <w:sz w:val="21"/>
+        </w:rPr>
+        <w:t xml:space="preserve"> 였다. ONS 통신이 암호화되어 있다는 뜻이다.</w:t>
       </w:r>
     </w:p>
     <w:p>
       <w:r>
         <w:rPr>
+          <w:rFonts w:ascii="Consolas" w:hAnsi="Consolas" w:eastAsia="Consolas" w:cs="Consolas"/>
+          <w:sz w:val="20"/>
+        </w:rPr>
+        <w:t xml:space="preserve">allowpublish</w:t>
+      </w:r>
+      <w:r>
+        <w:rPr>
           <w:rFonts w:ascii="맑은 고딕" w:hAnsi="맑은 고딕" w:eastAsia="맑은 고딕"/>
           <w:sz w:val="21"/>
         </w:rPr>
-        <w:t>`allowpublish` 에 두 노드의 IP 만 적혀 있다. 이벤트를 발행할 수 있는 주소를 제한한 것이며 아무나 가짜 FAN 이벤트를 뿌릴 수 없게 한다.</w:t>
+        <w:t xml:space="preserve"> 에 두 노드의 IP 만 적혀 있다. 이벤트를 발행할 수 있는 주소를 제한한 것이며 아무나 가짜 FAN 이벤트를 뿌릴 수 없게 한다.</w:t>
       </w:r>
     </w:p>
     <w:tbl>
@@ -1119,7 +1406,49 @@
                 <w:rFonts w:ascii="맑은 고딕" w:hAnsi="맑은 고딕" w:eastAsia="맑은 고딕"/>
                 <w:sz w:val="20"/>
               </w:rPr>
-              <w:t>클라이언트 종류에 따라 방법이 다르다. JDBC 씬 드라이버는 UCP(Universal Connection Pool)를 쓰고 `setFastConnectionFailoverEnabled(true)` 를 켠다. OCI 기반 클라이언트는 서비스의 `-notification TRUE` 설정으로 FAN 을 받는다. ODP.NET 은 `HA Events=true` 를 접속 문자열에 넣는다.</w:t>
+              <w:t xml:space="preserve">클라이언트 종류에 따라 방법이 다르다. JDBC 씬 드라이버는 UCP(Universal Connection Pool)를 쓰고 </w:t>
+            </w:r>
+            <w:r>
+              <w:rPr>
+                <w:rFonts w:ascii="Consolas" w:hAnsi="Consolas" w:eastAsia="Consolas" w:cs="Consolas"/>
+                <w:sz w:val="19"/>
+              </w:rPr>
+              <w:t xml:space="preserve">setFastConnectionFailoverEnabled(true)</w:t>
+            </w:r>
+            <w:r>
+              <w:rPr>
+                <w:rFonts w:ascii="맑은 고딕" w:hAnsi="맑은 고딕" w:eastAsia="맑은 고딕"/>
+                <w:sz w:val="20"/>
+              </w:rPr>
+              <w:t xml:space="preserve"> 를 켠다. OCI 기반 클라이언트는 서비스의 </w:t>
+            </w:r>
+            <w:r>
+              <w:rPr>
+                <w:rFonts w:ascii="Consolas" w:hAnsi="Consolas" w:eastAsia="Consolas" w:cs="Consolas"/>
+                <w:sz w:val="19"/>
+              </w:rPr>
+              <w:t xml:space="preserve">-notification TRUE</w:t>
+            </w:r>
+            <w:r>
+              <w:rPr>
+                <w:rFonts w:ascii="맑은 고딕" w:hAnsi="맑은 고딕" w:eastAsia="맑은 고딕"/>
+                <w:sz w:val="20"/>
+              </w:rPr>
+              <w:t xml:space="preserve"> 설정으로 FAN 을 받는다. ODP.NET 은 </w:t>
+            </w:r>
+            <w:r>
+              <w:rPr>
+                <w:rFonts w:ascii="Consolas" w:hAnsi="Consolas" w:eastAsia="Consolas" w:cs="Consolas"/>
+                <w:sz w:val="19"/>
+              </w:rPr>
+              <w:t xml:space="preserve">HA Events=true</w:t>
+            </w:r>
+            <w:r>
+              <w:rPr>
+                <w:rFonts w:ascii="맑은 고딕" w:hAnsi="맑은 고딕" w:eastAsia="맑은 고딕"/>
+                <w:sz w:val="20"/>
+              </w:rPr>
+              <w:t xml:space="preserve"> 를 접속 문자열에 넣는다.</w:t>
             </w:r>
           </w:p>
           <w:p>
@@ -1131,7 +1460,49 @@
                 <w:rFonts w:ascii="맑은 고딕" w:hAnsi="맑은 고딕" w:eastAsia="맑은 고딕"/>
                 <w:sz w:val="20"/>
               </w:rPr>
-              <w:t>서비스를 만들 때 `-notification TRUE` 를 지정하면 `srvctl config service` 의 `AQ HA notifications` 가 true 로 바뀐다. 이 장의 실습에서 그것을 확인한다.</w:t>
+              <w:t xml:space="preserve">서비스를 만들 때 </w:t>
+            </w:r>
+            <w:r>
+              <w:rPr>
+                <w:rFonts w:ascii="Consolas" w:hAnsi="Consolas" w:eastAsia="Consolas" w:cs="Consolas"/>
+                <w:sz w:val="19"/>
+              </w:rPr>
+              <w:t xml:space="preserve">-notification TRUE</w:t>
+            </w:r>
+            <w:r>
+              <w:rPr>
+                <w:rFonts w:ascii="맑은 고딕" w:hAnsi="맑은 고딕" w:eastAsia="맑은 고딕"/>
+                <w:sz w:val="20"/>
+              </w:rPr>
+              <w:t xml:space="preserve"> 를 지정하면 </w:t>
+            </w:r>
+            <w:r>
+              <w:rPr>
+                <w:rFonts w:ascii="Consolas" w:hAnsi="Consolas" w:eastAsia="Consolas" w:cs="Consolas"/>
+                <w:sz w:val="19"/>
+              </w:rPr>
+              <w:t xml:space="preserve">srvctl config service</w:t>
+            </w:r>
+            <w:r>
+              <w:rPr>
+                <w:rFonts w:ascii="맑은 고딕" w:hAnsi="맑은 고딕" w:eastAsia="맑은 고딕"/>
+                <w:sz w:val="20"/>
+              </w:rPr>
+              <w:t xml:space="preserve"> 의 </w:t>
+            </w:r>
+            <w:r>
+              <w:rPr>
+                <w:rFonts w:ascii="Consolas" w:hAnsi="Consolas" w:eastAsia="Consolas" w:cs="Consolas"/>
+                <w:sz w:val="19"/>
+              </w:rPr>
+              <w:t xml:space="preserve">AQ HA notifications</w:t>
+            </w:r>
+            <w:r>
+              <w:rPr>
+                <w:rFonts w:ascii="맑은 고딕" w:hAnsi="맑은 고딕" w:eastAsia="맑은 고딕"/>
+                <w:sz w:val="20"/>
+              </w:rPr>
+              <w:t xml:space="preserve"> 가 true 로 바뀐다. 이 장의 실습에서 그것을 확인한다.</w:t>
             </w:r>
           </w:p>
           <w:p>
@@ -1184,7 +1555,21 @@
           <w:rFonts w:ascii="맑은 고딕" w:hAnsi="맑은 고딕" w:eastAsia="맑은 고딕"/>
           <w:sz w:val="21"/>
         </w:rPr>
-        <w:t>15장에서 SCAN 분산이 부하 기반이라는 것을 확인했다. 그때 판단 기준이 `Connection Load Balancing Goal` 이라고 했다. 여기에 짝이 되는 설정이 하나 더 있다.</w:t>
+        <w:t xml:space="preserve">15장에서 SCAN 분산이 부하 기반이라는 것을 확인했다. 그때 판단 기준이 </w:t>
+      </w:r>
+      <w:r>
+        <w:rPr>
+          <w:rFonts w:ascii="Consolas" w:hAnsi="Consolas" w:eastAsia="Consolas" w:cs="Consolas"/>
+          <w:sz w:val="20"/>
+        </w:rPr>
+        <w:t xml:space="preserve">Connection Load Balancing Goal</w:t>
+      </w:r>
+      <w:r>
+        <w:rPr>
+          <w:rFonts w:ascii="맑은 고딕" w:hAnsi="맑은 고딕" w:eastAsia="맑은 고딕"/>
+          <w:sz w:val="21"/>
+        </w:rPr>
+        <w:t xml:space="preserve"> 이라고 했다. 여기에 짝이 되는 설정이 하나 더 있다.</w:t>
       </w:r>
     </w:p>
     <w:tbl>
@@ -1386,19 +1771,33 @@
     <w:p>
       <w:r>
         <w:rPr>
+          <w:rFonts w:ascii="Consolas" w:hAnsi="Consolas" w:eastAsia="Consolas" w:cs="Consolas"/>
+          <w:sz w:val="20"/>
+        </w:rPr>
+        <w:t xml:space="preserve">clbgoal</w:t>
+      </w:r>
+      <w:r>
+        <w:rPr>
           <w:rFonts w:ascii="맑은 고딕" w:hAnsi="맑은 고딕" w:eastAsia="맑은 고딕"/>
           <w:sz w:val="21"/>
         </w:rPr>
-        <w:t>`clbgoal` 은 15장에서 다뤘다. 리스너가 새 접속을 어느 인스턴스로 넘길지 정하는 기준이다. LONG 은 세션 수를, SHORT 는 응답 시간을 본다.</w:t>
+        <w:t xml:space="preserve"> 은 15장에서 다뤘다. 리스너가 새 접속을 어느 인스턴스로 넘길지 정하는 기준이다. LONG 은 세션 수를, SHORT 는 응답 시간을 본다.</w:t>
       </w:r>
     </w:p>
     <w:p>
       <w:r>
         <w:rPr>
+          <w:rFonts w:ascii="Consolas" w:hAnsi="Consolas" w:eastAsia="Consolas" w:cs="Consolas"/>
+          <w:sz w:val="20"/>
+        </w:rPr>
+        <w:t xml:space="preserve">rlbgoal</w:t>
+      </w:r>
+      <w:r>
+        <w:rPr>
           <w:rFonts w:ascii="맑은 고딕" w:hAnsi="맑은 고딕" w:eastAsia="맑은 고딕"/>
           <w:sz w:val="21"/>
         </w:rPr>
-        <w:t>`rlbgoal` 은 성격이 다르다. 커넥션 풀이 이미 여러 인스턴스에 접속을 열어 두었을 때, 그중 어느 것을 다음 요청에 쓸지 고르는 기준이다.</w:t>
+        <w:t xml:space="preserve"> 은 성격이 다르다. 커넥션 풀이 이미 여러 인스턴스에 접속을 열어 두었을 때, 그중 어느 것을 다음 요청에 쓸지 고르는 기준이다.</w:t>
       </w:r>
     </w:p>
     <w:p>
@@ -1413,28 +1812,49 @@
     <w:p>
       <w:r>
         <w:rPr>
+          <w:rFonts w:ascii="Consolas" w:hAnsi="Consolas" w:eastAsia="Consolas" w:cs="Consolas"/>
+          <w:sz w:val="20"/>
+        </w:rPr>
+        <w:t xml:space="preserve">SERVICE_TIME</w:t>
+      </w:r>
+      <w:r>
+        <w:rPr>
           <w:rFonts w:ascii="맑은 고딕" w:hAnsi="맑은 고딕" w:eastAsia="맑은 고딕"/>
           <w:sz w:val="21"/>
         </w:rPr>
-        <w:t>`SERVICE_TIME` 은 응답 시간이 짧은 쪽을 선호한다. 요청마다 처리 시간이 비슷한 업무에 맞다.</w:t>
+        <w:t xml:space="preserve"> 은 응답 시간이 짧은 쪽을 선호한다. 요청마다 처리 시간이 비슷한 업무에 맞다.</w:t>
       </w:r>
     </w:p>
     <w:p>
       <w:r>
         <w:rPr>
+          <w:rFonts w:ascii="Consolas" w:hAnsi="Consolas" w:eastAsia="Consolas" w:cs="Consolas"/>
+          <w:sz w:val="20"/>
+        </w:rPr>
+        <w:t xml:space="preserve">THROUGHPUT</w:t>
+      </w:r>
+      <w:r>
+        <w:rPr>
           <w:rFonts w:ascii="맑은 고딕" w:hAnsi="맑은 고딕" w:eastAsia="맑은 고딕"/>
           <w:sz w:val="21"/>
         </w:rPr>
-        <w:t>`THROUGHPUT` 은 단위 시간당 처리량이 많은 쪽을 선호한다. 요청 크기가 들쭉날쭉한 업무에 맞다.</w:t>
+        <w:t xml:space="preserve"> 은 단위 시간당 처리량이 많은 쪽을 선호한다. 요청 크기가 들쭉날쭉한 업무에 맞다.</w:t>
       </w:r>
     </w:p>
     <w:p>
       <w:r>
         <w:rPr>
+          <w:rFonts w:ascii="Consolas" w:hAnsi="Consolas" w:eastAsia="Consolas" w:cs="Consolas"/>
+          <w:sz w:val="20"/>
+        </w:rPr>
+        <w:t xml:space="preserve">NONE</w:t>
+      </w:r>
+      <w:r>
+        <w:rPr>
           <w:rFonts w:ascii="맑은 고딕" w:hAnsi="맑은 고딕" w:eastAsia="맑은 고딕"/>
           <w:sz w:val="21"/>
         </w:rPr>
-        <w:t>`NONE` 이면 권고를 만들지 않는다. 기본값이며 15장에서 만든 서비스가 이것이었다.</w:t>
+        <w:t xml:space="preserve"> 이면 권고를 만들지 않는다. 기본값이며 15장에서 만든 서비스가 이것이었다.</w:t>
       </w:r>
     </w:p>
     <w:p>
@@ -1855,37 +2275,79 @@
     <w:p>
       <w:r>
         <w:rPr>
+          <w:rFonts w:ascii="Consolas" w:hAnsi="Consolas" w:eastAsia="Consolas" w:cs="Consolas"/>
+          <w:sz w:val="20"/>
+        </w:rPr>
+        <w:t xml:space="preserve">Cardinality: 2</w:t>
+      </w:r>
+      <w:r>
+        <w:rPr>
           <w:rFonts w:ascii="맑은 고딕" w:hAnsi="맑은 고딕" w:eastAsia="맑은 고딕"/>
           <w:sz w:val="21"/>
         </w:rPr>
-        <w:t>`Cardinality: 2` 다. 선호를 둘 지정했으므로 자동으로 2 가 되었다. 15장에서 이 값이 1 이었던 것과 대비된다.</w:t>
+        <w:t xml:space="preserve"> 다. 선호를 둘 지정했으므로 자동으로 2 가 되었다. 15장에서 이 값이 1 이었던 것과 대비된다.</w:t>
       </w:r>
     </w:p>
     <w:p>
       <w:r>
         <w:rPr>
+          <w:rFonts w:ascii="Consolas" w:hAnsi="Consolas" w:eastAsia="Consolas" w:cs="Consolas"/>
+          <w:sz w:val="20"/>
+        </w:rPr>
+        <w:t xml:space="preserve">AQ HA notifications: true</w:t>
+      </w:r>
+      <w:r>
+        <w:rPr>
           <w:rFonts w:ascii="맑은 고딕" w:hAnsi="맑은 고딕" w:eastAsia="맑은 고딕"/>
           <w:sz w:val="21"/>
         </w:rPr>
-        <w:t>`AQ HA notifications: true` 다. `-notification TRUE` 가 이 항목으로 나타난다. FAN 이벤트를 이 서비스의 클라이언트에 보내겠다는 뜻이다.</w:t>
+        <w:t xml:space="preserve"> 다. </w:t>
+      </w:r>
+      <w:r>
+        <w:rPr>
+          <w:rFonts w:ascii="Consolas" w:hAnsi="Consolas" w:eastAsia="Consolas" w:cs="Consolas"/>
+          <w:sz w:val="20"/>
+        </w:rPr>
+        <w:t xml:space="preserve">-notification TRUE</w:t>
+      </w:r>
+      <w:r>
+        <w:rPr>
+          <w:rFonts w:ascii="맑은 고딕" w:hAnsi="맑은 고딕" w:eastAsia="맑은 고딕"/>
+          <w:sz w:val="21"/>
+        </w:rPr>
+        <w:t xml:space="preserve"> 가 이 항목으로 나타난다. FAN 이벤트를 이 서비스의 클라이언트에 보내겠다는 뜻이다.</w:t>
       </w:r>
     </w:p>
     <w:p>
       <w:r>
         <w:rPr>
+          <w:rFonts w:ascii="Consolas" w:hAnsi="Consolas" w:eastAsia="Consolas" w:cs="Consolas"/>
+          <w:sz w:val="20"/>
+        </w:rPr>
+        <w:t xml:space="preserve">Runtime Load Balancing Goal: SERVICE_TIME</w:t>
+      </w:r>
+      <w:r>
+        <w:rPr>
           <w:rFonts w:ascii="맑은 고딕" w:hAnsi="맑은 고딕" w:eastAsia="맑은 고딕"/>
           <w:sz w:val="21"/>
         </w:rPr>
-        <w:t>`Runtime Load Balancing Goal: SERVICE_TIME` 이다. 기본값 NONE 에서 바뀌었다.</w:t>
+        <w:t xml:space="preserve"> 이다. 기본값 NONE 에서 바뀌었다.</w:t>
       </w:r>
     </w:p>
     <w:p>
       <w:r>
         <w:rPr>
+          <w:rFonts w:ascii="Consolas" w:hAnsi="Consolas" w:eastAsia="Consolas" w:cs="Consolas"/>
+          <w:sz w:val="20"/>
+        </w:rPr>
+        <w:t xml:space="preserve">Available instances</w:t>
+      </w:r>
+      <w:r>
+        <w:rPr>
           <w:rFonts w:ascii="맑은 고딕" w:hAnsi="맑은 고딕" w:eastAsia="맑은 고딕"/>
           <w:sz w:val="21"/>
         </w:rPr>
-        <w:t>`Available instances` 는 비어 있다. 선호를 둘 다 지정했으므로 따로 가용 인스턴스를 둘 필요가 없다. 하나가 죽으면 남은 쪽에서 계속 돈다.</w:t>
+        <w:t xml:space="preserve"> 는 비어 있다. 선호를 둘 다 지정했으므로 따로 가용 인스턴스를 둘 필요가 없다. 하나가 죽으면 남은 쪽에서 계속 돈다.</w:t>
       </w:r>
     </w:p>
     <w:tbl>
@@ -2017,7 +2479,63 @@
           <w:rFonts w:ascii="맑은 고딕" w:hAnsi="맑은 고딕" w:eastAsia="맑은 고딕"/>
           <w:sz w:val="21"/>
         </w:rPr>
-        <w:t>데이터베이스 쪽에서도 같은 값이 보인다. `GOAL` 열이 `rlbgoal`, `CLB_GOAL` 열이 `clbgoal` 이다.</w:t>
+        <w:t xml:space="preserve">데이터베이스 쪽에서도 같은 값이 보인다. </w:t>
+      </w:r>
+      <w:r>
+        <w:rPr>
+          <w:rFonts w:ascii="Consolas" w:hAnsi="Consolas" w:eastAsia="Consolas" w:cs="Consolas"/>
+          <w:sz w:val="20"/>
+        </w:rPr>
+        <w:t xml:space="preserve">GOAL</w:t>
+      </w:r>
+      <w:r>
+        <w:rPr>
+          <w:rFonts w:ascii="맑은 고딕" w:hAnsi="맑은 고딕" w:eastAsia="맑은 고딕"/>
+          <w:sz w:val="21"/>
+        </w:rPr>
+        <w:t xml:space="preserve"> 열이 </w:t>
+      </w:r>
+      <w:r>
+        <w:rPr>
+          <w:rFonts w:ascii="Consolas" w:hAnsi="Consolas" w:eastAsia="Consolas" w:cs="Consolas"/>
+          <w:sz w:val="20"/>
+        </w:rPr>
+        <w:t xml:space="preserve">rlbgoal</w:t>
+      </w:r>
+      <w:r>
+        <w:rPr>
+          <w:rFonts w:ascii="맑은 고딕" w:hAnsi="맑은 고딕" w:eastAsia="맑은 고딕"/>
+          <w:sz w:val="21"/>
+        </w:rPr>
+        <w:t xml:space="preserve">, </w:t>
+      </w:r>
+      <w:r>
+        <w:rPr>
+          <w:rFonts w:ascii="Consolas" w:hAnsi="Consolas" w:eastAsia="Consolas" w:cs="Consolas"/>
+          <w:sz w:val="20"/>
+        </w:rPr>
+        <w:t xml:space="preserve">CLB_GOAL</w:t>
+      </w:r>
+      <w:r>
+        <w:rPr>
+          <w:rFonts w:ascii="맑은 고딕" w:hAnsi="맑은 고딕" w:eastAsia="맑은 고딕"/>
+          <w:sz w:val="21"/>
+        </w:rPr>
+        <w:t xml:space="preserve"> 열이 </w:t>
+      </w:r>
+      <w:r>
+        <w:rPr>
+          <w:rFonts w:ascii="Consolas" w:hAnsi="Consolas" w:eastAsia="Consolas" w:cs="Consolas"/>
+          <w:sz w:val="20"/>
+        </w:rPr>
+        <w:t xml:space="preserve">clbgoal</w:t>
+      </w:r>
+      <w:r>
+        <w:rPr>
+          <w:rFonts w:ascii="맑은 고딕" w:hAnsi="맑은 고딕" w:eastAsia="맑은 고딕"/>
+          <w:sz w:val="21"/>
+        </w:rPr>
+        <w:t xml:space="preserve"> 이다.</w:t>
       </w:r>
     </w:p>
     <w:p>
@@ -2035,7 +2553,49 @@
           <w:rFonts w:ascii="맑은 고딕" w:hAnsi="맑은 고딕" w:eastAsia="맑은 고딕"/>
           <w:sz w:val="21"/>
         </w:rPr>
-        <w:t>기본 서비스 `racdb` 는 `GOAL` 이 비어 있고 `AQ_HA_NOTIFICATIONS` 가 NO 다. dbca 가 만든 서비스는 이 설정들이 꺼져 있다.</w:t>
+        <w:t xml:space="preserve">기본 서비스 </w:t>
+      </w:r>
+      <w:r>
+        <w:rPr>
+          <w:rFonts w:ascii="Consolas" w:hAnsi="Consolas" w:eastAsia="Consolas" w:cs="Consolas"/>
+          <w:sz w:val="20"/>
+        </w:rPr>
+        <w:t xml:space="preserve">racdb</w:t>
+      </w:r>
+      <w:r>
+        <w:rPr>
+          <w:rFonts w:ascii="맑은 고딕" w:hAnsi="맑은 고딕" w:eastAsia="맑은 고딕"/>
+          <w:sz w:val="21"/>
+        </w:rPr>
+        <w:t xml:space="preserve"> 는 </w:t>
+      </w:r>
+      <w:r>
+        <w:rPr>
+          <w:rFonts w:ascii="Consolas" w:hAnsi="Consolas" w:eastAsia="Consolas" w:cs="Consolas"/>
+          <w:sz w:val="20"/>
+        </w:rPr>
+        <w:t xml:space="preserve">GOAL</w:t>
+      </w:r>
+      <w:r>
+        <w:rPr>
+          <w:rFonts w:ascii="맑은 고딕" w:hAnsi="맑은 고딕" w:eastAsia="맑은 고딕"/>
+          <w:sz w:val="21"/>
+        </w:rPr>
+        <w:t xml:space="preserve"> 이 비어 있고 </w:t>
+      </w:r>
+      <w:r>
+        <w:rPr>
+          <w:rFonts w:ascii="Consolas" w:hAnsi="Consolas" w:eastAsia="Consolas" w:cs="Consolas"/>
+          <w:sz w:val="20"/>
+        </w:rPr>
+        <w:t xml:space="preserve">AQ_HA_NOTIFICATIONS</w:t>
+      </w:r>
+      <w:r>
+        <w:rPr>
+          <w:rFonts w:ascii="맑은 고딕" w:hAnsi="맑은 고딕" w:eastAsia="맑은 고딕"/>
+          <w:sz w:val="21"/>
+        </w:rPr>
+        <w:t xml:space="preserve"> 가 NO 다. dbca 가 만든 서비스는 이 설정들이 꺼져 있다.</w:t>
       </w:r>
     </w:p>
     <w:p>
@@ -2171,7 +2731,21 @@
           <w:rFonts w:ascii="맑은 고딕" w:hAnsi="맑은 고딕" w:eastAsia="맑은 고딕"/>
           <w:sz w:val="21"/>
         </w:rPr>
-        <w:t>같은 뷰에 두 종류의 집계가 섞여 있다. `INTSIZE_CSEC` 는 집계 구간의 길이를 1/100 초 단위로 나타낸다.</w:t>
+        <w:t xml:space="preserve">같은 뷰에 두 종류의 집계가 섞여 있다. </w:t>
+      </w:r>
+      <w:r>
+        <w:rPr>
+          <w:rFonts w:ascii="Consolas" w:hAnsi="Consolas" w:eastAsia="Consolas" w:cs="Consolas"/>
+          <w:sz w:val="20"/>
+        </w:rPr>
+        <w:t xml:space="preserve">INTSIZE_CSEC</w:t>
+      </w:r>
+      <w:r>
+        <w:rPr>
+          <w:rFonts w:ascii="맑은 고딕" w:hAnsi="맑은 고딕" w:eastAsia="맑은 고딕"/>
+          <w:sz w:val="21"/>
+        </w:rPr>
+        <w:t xml:space="preserve"> 는 집계 구간의 길이를 1/100 초 단위로 나타낸다.</w:t>
       </w:r>
     </w:p>
     <w:p>
@@ -2496,19 +3070,117 @@
     <w:p>
       <w:r>
         <w:rPr>
+          <w:rFonts w:ascii="Consolas" w:hAnsi="Consolas" w:eastAsia="Consolas" w:cs="Consolas"/>
+          <w:sz w:val="20"/>
+        </w:rPr>
+        <w:t xml:space="preserve">GOODNESS</w:t>
+      </w:r>
+      <w:r>
+        <w:rPr>
           <w:rFonts w:ascii="맑은 고딕" w:hAnsi="맑은 고딕" w:eastAsia="맑은 고딕"/>
           <w:sz w:val="21"/>
         </w:rPr>
-        <w:t>`GOODNESS` 가 `ch16_lb` 만 100 이고 나머지는 0 이다. `DELTA` 도 `ch16_lb` 만 100 이고 나머지는 1 이다.</w:t>
+        <w:t xml:space="preserve"> 가 </w:t>
+      </w:r>
+      <w:r>
+        <w:rPr>
+          <w:rFonts w:ascii="Consolas" w:hAnsi="Consolas" w:eastAsia="Consolas" w:cs="Consolas"/>
+          <w:sz w:val="20"/>
+        </w:rPr>
+        <w:t xml:space="preserve">ch16_lb</w:t>
+      </w:r>
+      <w:r>
+        <w:rPr>
+          <w:rFonts w:ascii="맑은 고딕" w:hAnsi="맑은 고딕" w:eastAsia="맑은 고딕"/>
+          <w:sz w:val="21"/>
+        </w:rPr>
+        <w:t xml:space="preserve"> 만 100 이고 나머지는 0 이다. </w:t>
+      </w:r>
+      <w:r>
+        <w:rPr>
+          <w:rFonts w:ascii="Consolas" w:hAnsi="Consolas" w:eastAsia="Consolas" w:cs="Consolas"/>
+          <w:sz w:val="20"/>
+        </w:rPr>
+        <w:t xml:space="preserve">DELTA</w:t>
+      </w:r>
+      <w:r>
+        <w:rPr>
+          <w:rFonts w:ascii="맑은 고딕" w:hAnsi="맑은 고딕" w:eastAsia="맑은 고딕"/>
+          <w:sz w:val="21"/>
+        </w:rPr>
+        <w:t xml:space="preserve"> 도 </w:t>
+      </w:r>
+      <w:r>
+        <w:rPr>
+          <w:rFonts w:ascii="Consolas" w:hAnsi="Consolas" w:eastAsia="Consolas" w:cs="Consolas"/>
+          <w:sz w:val="20"/>
+        </w:rPr>
+        <w:t xml:space="preserve">ch16_lb</w:t>
+      </w:r>
+      <w:r>
+        <w:rPr>
+          <w:rFonts w:ascii="맑은 고딕" w:hAnsi="맑은 고딕" w:eastAsia="맑은 고딕"/>
+          <w:sz w:val="21"/>
+        </w:rPr>
+        <w:t xml:space="preserve"> 만 100 이고 나머지는 1 이다.</w:t>
       </w:r>
     </w:p>
     <w:p>
       <w:r>
         <w:rPr>
+          <w:rFonts w:ascii="Consolas" w:hAnsi="Consolas" w:eastAsia="Consolas" w:cs="Consolas"/>
+          <w:sz w:val="20"/>
+        </w:rPr>
+        <w:t xml:space="preserve">ch16_lb</w:t>
+      </w:r>
+      <w:r>
+        <w:rPr>
           <w:rFonts w:ascii="맑은 고딕" w:hAnsi="맑은 고딕" w:eastAsia="맑은 고딕"/>
           <w:sz w:val="21"/>
         </w:rPr>
-        <w:t>`ch16_lb` 만 `rlbgoal` 을 SERVICE_TIME 으로 지정한 서비스다. `ch16_ac` 와 `racdb` 는 NONE 이다.</w:t>
+        <w:t xml:space="preserve"> 만 </w:t>
+      </w:r>
+      <w:r>
+        <w:rPr>
+          <w:rFonts w:ascii="Consolas" w:hAnsi="Consolas" w:eastAsia="Consolas" w:cs="Consolas"/>
+          <w:sz w:val="20"/>
+        </w:rPr>
+        <w:t xml:space="preserve">rlbgoal</w:t>
+      </w:r>
+      <w:r>
+        <w:rPr>
+          <w:rFonts w:ascii="맑은 고딕" w:hAnsi="맑은 고딕" w:eastAsia="맑은 고딕"/>
+          <w:sz w:val="21"/>
+        </w:rPr>
+        <w:t xml:space="preserve"> 을 SERVICE_TIME 으로 지정한 서비스다. </w:t>
+      </w:r>
+      <w:r>
+        <w:rPr>
+          <w:rFonts w:ascii="Consolas" w:hAnsi="Consolas" w:eastAsia="Consolas" w:cs="Consolas"/>
+          <w:sz w:val="20"/>
+        </w:rPr>
+        <w:t xml:space="preserve">ch16_ac</w:t>
+      </w:r>
+      <w:r>
+        <w:rPr>
+          <w:rFonts w:ascii="맑은 고딕" w:hAnsi="맑은 고딕" w:eastAsia="맑은 고딕"/>
+          <w:sz w:val="21"/>
+        </w:rPr>
+        <w:t xml:space="preserve"> 와 </w:t>
+      </w:r>
+      <w:r>
+        <w:rPr>
+          <w:rFonts w:ascii="Consolas" w:hAnsi="Consolas" w:eastAsia="Consolas" w:cs="Consolas"/>
+          <w:sz w:val="20"/>
+        </w:rPr>
+        <w:t xml:space="preserve">racdb</w:t>
+      </w:r>
+      <w:r>
+        <w:rPr>
+          <w:rFonts w:ascii="맑은 고딕" w:hAnsi="맑은 고딕" w:eastAsia="맑은 고딕"/>
+          <w:sz w:val="21"/>
+        </w:rPr>
+        <w:t xml:space="preserve"> 는 NONE 이다.</w:t>
       </w:r>
     </w:p>
     <w:p>
@@ -2517,7 +3189,21 @@
           <w:rFonts w:ascii="맑은 고딕" w:hAnsi="맑은 고딕" w:eastAsia="맑은 고딕"/>
           <w:sz w:val="21"/>
         </w:rPr>
-        <w:t>즉 `rlbgoal` 을 켜지 않으면 GOODNESS 가 계산되지 않는다. 값이 0 인 것은 "나쁘다" 가 아니라 "계산하지 않는다" 는 뜻이다.</w:t>
+        <w:t xml:space="preserve">즉 </w:t>
+      </w:r>
+      <w:r>
+        <w:rPr>
+          <w:rFonts w:ascii="Consolas" w:hAnsi="Consolas" w:eastAsia="Consolas" w:cs="Consolas"/>
+          <w:sz w:val="20"/>
+        </w:rPr>
+        <w:t xml:space="preserve">rlbgoal</w:t>
+      </w:r>
+      <w:r>
+        <w:rPr>
+          <w:rFonts w:ascii="맑은 고딕" w:hAnsi="맑은 고딕" w:eastAsia="맑은 고딕"/>
+          <w:sz w:val="21"/>
+        </w:rPr>
+        <w:t xml:space="preserve"> 을 켜지 않으면 GOODNESS 가 계산되지 않는다. 값이 0 인 것은 "나쁘다" 가 아니라 "계산하지 않는다" 는 뜻이다.</w:t>
       </w:r>
     </w:p>
     <w:p>
@@ -2532,46 +3218,95 @@
     <w:p>
       <w:r>
         <w:rPr>
+          <w:rFonts w:ascii="Consolas" w:hAnsi="Consolas" w:eastAsia="Consolas" w:cs="Consolas"/>
+          <w:sz w:val="20"/>
+        </w:rPr>
+        <w:t xml:space="preserve">GOODNESS</w:t>
+      </w:r>
+      <w:r>
+        <w:rPr>
           <w:rFonts w:ascii="맑은 고딕" w:hAnsi="맑은 고딕" w:eastAsia="맑은 고딕"/>
           <w:sz w:val="21"/>
         </w:rPr>
-        <w:t>`GOODNESS` 는 이 인스턴스가 이 서비스를 받기에 얼마나 좋은가를 나타내는 값이다. 클수록 좋다.</w:t>
+        <w:t xml:space="preserve"> 는 이 인스턴스가 이 서비스를 받기에 얼마나 좋은가를 나타내는 값이다. 클수록 좋다.</w:t>
       </w:r>
     </w:p>
     <w:p>
       <w:r>
         <w:rPr>
+          <w:rFonts w:ascii="Consolas" w:hAnsi="Consolas" w:eastAsia="Consolas" w:cs="Consolas"/>
+          <w:sz w:val="20"/>
+        </w:rPr>
+        <w:t xml:space="preserve">DELTA</w:t>
+      </w:r>
+      <w:r>
+        <w:rPr>
           <w:rFonts w:ascii="맑은 고딕" w:hAnsi="맑은 고딕" w:eastAsia="맑은 고딕"/>
           <w:sz w:val="21"/>
         </w:rPr>
-        <w:t>`DELTA` 는 접속을 하나 더 받았을 때 GOODNESS 가 얼마나 변할지를 예측한 값이다. 클라이언트가 여러 접속을 연달아 배분할 때 이 값으로 조정한다.</w:t>
+        <w:t xml:space="preserve"> 는 접속을 하나 더 받았을 때 GOODNESS 가 얼마나 변할지를 예측한 값이다. 클라이언트가 여러 접속을 연달아 배분할 때 이 값으로 조정한다.</w:t>
       </w:r>
     </w:p>
     <w:p>
       <w:r>
         <w:rPr>
+          <w:rFonts w:ascii="Consolas" w:hAnsi="Consolas" w:eastAsia="Consolas" w:cs="Consolas"/>
+          <w:sz w:val="20"/>
+        </w:rPr>
+        <w:t xml:space="preserve">CPUPERCALL</w:t>
+      </w:r>
+      <w:r>
+        <w:rPr>
           <w:rFonts w:ascii="맑은 고딕" w:hAnsi="맑은 고딕" w:eastAsia="맑은 고딕"/>
           <w:sz w:val="21"/>
         </w:rPr>
-        <w:t>`CPUPERCALL` 과 `DBTIMEPERCALL` 은 호출 하나당 CPU 시간과 DB 시간이다. 마이크로초 단위다.</w:t>
+        <w:t xml:space="preserve"> 과 </w:t>
+      </w:r>
+      <w:r>
+        <w:rPr>
+          <w:rFonts w:ascii="Consolas" w:hAnsi="Consolas" w:eastAsia="Consolas" w:cs="Consolas"/>
+          <w:sz w:val="20"/>
+        </w:rPr>
+        <w:t xml:space="preserve">DBTIMEPERCALL</w:t>
+      </w:r>
+      <w:r>
+        <w:rPr>
+          <w:rFonts w:ascii="맑은 고딕" w:hAnsi="맑은 고딕" w:eastAsia="맑은 고딕"/>
+          <w:sz w:val="21"/>
+        </w:rPr>
+        <w:t xml:space="preserve"> 은 호출 하나당 CPU 시간과 DB 시간이다. 마이크로초 단위다.</w:t>
       </w:r>
     </w:p>
     <w:p>
       <w:r>
         <w:rPr>
+          <w:rFonts w:ascii="Consolas" w:hAnsi="Consolas" w:eastAsia="Consolas" w:cs="Consolas"/>
+          <w:sz w:val="20"/>
+        </w:rPr>
+        <w:t xml:space="preserve">CALLSPERSEC</w:t>
+      </w:r>
+      <w:r>
+        <w:rPr>
           <w:rFonts w:ascii="맑은 고딕" w:hAnsi="맑은 고딕" w:eastAsia="맑은 고딕"/>
           <w:sz w:val="21"/>
         </w:rPr>
-        <w:t>`CALLSPERSEC` 는 초당 호출 수다.</w:t>
+        <w:t xml:space="preserve"> 는 초당 호출 수다.</w:t>
       </w:r>
     </w:p>
     <w:p>
       <w:r>
         <w:rPr>
+          <w:rFonts w:ascii="Consolas" w:hAnsi="Consolas" w:eastAsia="Consolas" w:cs="Consolas"/>
+          <w:sz w:val="20"/>
+        </w:rPr>
+        <w:t xml:space="preserve">FLAGS</w:t>
+      </w:r>
+      <w:r>
+        <w:rPr>
           <w:rFonts w:ascii="맑은 고딕" w:hAnsi="맑은 고딕" w:eastAsia="맑은 고딕"/>
           <w:sz w:val="21"/>
         </w:rPr>
-        <w:t>`FLAGS` 가 4 로 모두 같다. 권고의 성격을 나타내는 비트이며 이 랩에서는 구분이 나타나지 않았다.</w:t>
+        <w:t xml:space="preserve"> 가 4 로 모두 같다. 권고의 성격을 나타내는 비트이며 이 랩에서는 구분이 나타나지 않았다.</w:t>
       </w:r>
     </w:p>
     <w:p>
@@ -2580,7 +3315,35 @@
           <w:rFonts w:ascii="맑은 고딕" w:hAnsi="맑은 고딕" w:eastAsia="맑은 고딕"/>
           <w:sz w:val="21"/>
         </w:rPr>
-        <w:t>뒤의 네 열은 `rlbgoal` 과 무관하게 항상 채워진다는 점도 눈여겨보자. `racdb` 서비스도 CPUPERCALL 과 DBTIMEPERCALL 이 있다. 권고를 만들지 않을 뿐 측정은 하고 있다.</w:t>
+        <w:t xml:space="preserve">뒤의 네 열은 </w:t>
+      </w:r>
+      <w:r>
+        <w:rPr>
+          <w:rFonts w:ascii="Consolas" w:hAnsi="Consolas" w:eastAsia="Consolas" w:cs="Consolas"/>
+          <w:sz w:val="20"/>
+        </w:rPr>
+        <w:t xml:space="preserve">rlbgoal</w:t>
+      </w:r>
+      <w:r>
+        <w:rPr>
+          <w:rFonts w:ascii="맑은 고딕" w:hAnsi="맑은 고딕" w:eastAsia="맑은 고딕"/>
+          <w:sz w:val="21"/>
+        </w:rPr>
+        <w:t xml:space="preserve"> 과 무관하게 항상 채워진다는 점도 눈여겨보자. </w:t>
+      </w:r>
+      <w:r>
+        <w:rPr>
+          <w:rFonts w:ascii="Consolas" w:hAnsi="Consolas" w:eastAsia="Consolas" w:cs="Consolas"/>
+          <w:sz w:val="20"/>
+        </w:rPr>
+        <w:t xml:space="preserve">racdb</w:t>
+      </w:r>
+      <w:r>
+        <w:rPr>
+          <w:rFonts w:ascii="맑은 고딕" w:hAnsi="맑은 고딕" w:eastAsia="맑은 고딕"/>
+          <w:sz w:val="21"/>
+        </w:rPr>
+        <w:t xml:space="preserve"> 서비스도 CPUPERCALL 과 DBTIMEPERCALL 이 있다. 권고를 만들지 않을 뿐 측정은 하고 있다.</w:t>
       </w:r>
     </w:p>
     <w:p>
@@ -2589,7 +3352,21 @@
           <w:rFonts w:ascii="맑은 고딕" w:hAnsi="맑은 고딕" w:eastAsia="맑은 고딕"/>
           <w:sz w:val="21"/>
         </w:rPr>
-        <w:t>그러므로 `rlbgoal` 을 켜지 않은 서비스라도 이 뷰로 인스턴스별 부하를 비교할 수 있다. 13장에서 redo size 로 편중을 봤던 것에 더할 지표다.</w:t>
+        <w:t xml:space="preserve">그러므로 </w:t>
+      </w:r>
+      <w:r>
+        <w:rPr>
+          <w:rFonts w:ascii="Consolas" w:hAnsi="Consolas" w:eastAsia="Consolas" w:cs="Consolas"/>
+          <w:sz w:val="20"/>
+        </w:rPr>
+        <w:t xml:space="preserve">rlbgoal</w:t>
+      </w:r>
+      <w:r>
+        <w:rPr>
+          <w:rFonts w:ascii="맑은 고딕" w:hAnsi="맑은 고딕" w:eastAsia="맑은 고딕"/>
+          <w:sz w:val="21"/>
+        </w:rPr>
+        <w:t xml:space="preserve"> 을 켜지 않은 서비스라도 이 뷰로 인스턴스별 부하를 비교할 수 있다. 13장에서 redo size 로 편중을 봤던 것에 더할 지표다.</w:t>
       </w:r>
     </w:p>
     <w:p>
@@ -2770,28 +3547,49 @@
     <w:p>
       <w:r>
         <w:rPr>
+          <w:rFonts w:ascii="Consolas" w:hAnsi="Consolas" w:eastAsia="Consolas" w:cs="Consolas"/>
+          <w:sz w:val="20"/>
+        </w:rPr>
+        <w:t xml:space="preserve">ch16_lb</w:t>
+      </w:r>
+      <w:r>
+        <w:rPr>
           <w:rFonts w:ascii="맑은 고딕" w:hAnsi="맑은 고딕" w:eastAsia="맑은 고딕"/>
           <w:sz w:val="21"/>
         </w:rPr>
-        <w:t>`ch16_lb` 는 13 대 17 로 나뉘었다. 두 인스턴스에서 돌고 있으므로 SCAN 이 고를 수 있었다.</w:t>
+        <w:t xml:space="preserve"> 는 13 대 17 로 나뉘었다. 두 인스턴스에서 돌고 있으므로 SCAN 이 고를 수 있었다.</w:t>
       </w:r>
     </w:p>
     <w:p>
       <w:r>
         <w:rPr>
+          <w:rFonts w:ascii="Consolas" w:hAnsi="Consolas" w:eastAsia="Consolas" w:cs="Consolas"/>
+          <w:sz w:val="20"/>
+        </w:rPr>
+        <w:t xml:space="preserve">racdb</w:t>
+      </w:r>
+      <w:r>
+        <w:rPr>
           <w:rFonts w:ascii="맑은 고딕" w:hAnsi="맑은 고딕" w:eastAsia="맑은 고딕"/>
           <w:sz w:val="21"/>
         </w:rPr>
-        <w:t>`racdb` 는 9 대 21 이다. 역시 나뉘었지만 비율이 더 치우쳤다.</w:t>
+        <w:t xml:space="preserve"> 는 9 대 21 이다. 역시 나뉘었지만 비율이 더 치우쳤다.</w:t>
       </w:r>
     </w:p>
     <w:p>
       <w:r>
         <w:rPr>
+          <w:rFonts w:ascii="Consolas" w:hAnsi="Consolas" w:eastAsia="Consolas" w:cs="Consolas"/>
+          <w:sz w:val="20"/>
+        </w:rPr>
+        <w:t xml:space="preserve">ch16_ac</w:t>
+      </w:r>
+      <w:r>
+        <w:rPr>
           <w:rFonts w:ascii="맑은 고딕" w:hAnsi="맑은 고딕" w:eastAsia="맑은 고딕"/>
           <w:sz w:val="21"/>
         </w:rPr>
-        <w:t>`ch16_ac` 는 10 회 모두 racdb1 이다. Cardinality 가 1 이라 갈 곳이 하나뿐이다.</w:t>
+        <w:t xml:space="preserve"> 는 10 회 모두 racdb1 이다. Cardinality 가 1 이라 갈 곳이 하나뿐이다.</w:t>
       </w:r>
     </w:p>
     <w:p>
@@ -2800,7 +3598,21 @@
           <w:rFonts w:ascii="맑은 고딕" w:hAnsi="맑은 고딕" w:eastAsia="맑은 고딕"/>
           <w:sz w:val="21"/>
         </w:rPr>
-        <w:t>여기서 성급한 결론을 내면 안 된다. "`clbgoal SHORT` 가 LONG 보다 고르게 나눈다" 고 말하고 싶어지지만 이 측정만으로는 근거가 부족하다.</w:t>
+        <w:t xml:space="preserve">여기서 성급한 결론을 내면 안 된다. "</w:t>
+      </w:r>
+      <w:r>
+        <w:rPr>
+          <w:rFonts w:ascii="Consolas" w:hAnsi="Consolas" w:eastAsia="Consolas" w:cs="Consolas"/>
+          <w:sz w:val="20"/>
+        </w:rPr>
+        <w:t xml:space="preserve">clbgoal SHORT</w:t>
+      </w:r>
+      <w:r>
+        <w:rPr>
+          <w:rFonts w:ascii="맑은 고딕" w:hAnsi="맑은 고딕" w:eastAsia="맑은 고딕"/>
+          <w:sz w:val="21"/>
+        </w:rPr>
+        <w:t xml:space="preserve"> 가 LONG 보다 고르게 나눈다" 고 말하고 싶어지지만 이 측정만으로는 근거가 부족하다.</w:t>
       </w:r>
     </w:p>
     <w:p>
@@ -2912,7 +3724,21 @@
                 <w:rFonts w:ascii="맑은 고딕" w:hAnsi="맑은 고딕" w:eastAsia="맑은 고딕"/>
                 <w:sz w:val="20"/>
               </w:rPr>
-              <w:t>넷째, 접속 수보다 `GV$SESSION` 의 인스턴스별 세션 수를 본다. 그것이 리스너가 실제로 보는 값에 가깝다.</w:t>
+              <w:t xml:space="preserve">넷째, 접속 수보다 </w:t>
+            </w:r>
+            <w:r>
+              <w:rPr>
+                <w:rFonts w:ascii="Consolas" w:hAnsi="Consolas" w:eastAsia="Consolas" w:cs="Consolas"/>
+                <w:sz w:val="19"/>
+              </w:rPr>
+              <w:t xml:space="preserve">GV$SESSION</w:t>
+            </w:r>
+            <w:r>
+              <w:rPr>
+                <w:rFonts w:ascii="맑은 고딕" w:hAnsi="맑은 고딕" w:eastAsia="맑은 고딕"/>
+                <w:sz w:val="20"/>
+              </w:rPr>
+              <w:t xml:space="preserve"> 의 인스턴스별 세션 수를 본다. 그것이 리스너가 실제로 보는 값에 가깝다.</w:t>
             </w:r>
           </w:p>
           <w:p>
@@ -2924,7 +3750,49 @@
                 <w:rFonts w:ascii="맑은 고딕" w:hAnsi="맑은 고딕" w:eastAsia="맑은 고딕"/>
                 <w:sz w:val="20"/>
               </w:rPr>
-              <w:t>그리고 무엇을 재는지 분명히 한다. `clbgoal` 은 접속을 맺는 순간에 작동하므로 접속 분포로 잴 수 있다. `rlbgoal` 은 이미 열린 접속 중에서 고르는 것이므로 커넥션 풀이 있어야 관찰된다. SQL*Plus 로 붙었다 끊는 방식으로는 `rlbgoal` 의 효과를 볼 수 없다.</w:t>
+              <w:t xml:space="preserve">그리고 무엇을 재는지 분명히 한다. </w:t>
+            </w:r>
+            <w:r>
+              <w:rPr>
+                <w:rFonts w:ascii="Consolas" w:hAnsi="Consolas" w:eastAsia="Consolas" w:cs="Consolas"/>
+                <w:sz w:val="19"/>
+              </w:rPr>
+              <w:t xml:space="preserve">clbgoal</w:t>
+            </w:r>
+            <w:r>
+              <w:rPr>
+                <w:rFonts w:ascii="맑은 고딕" w:hAnsi="맑은 고딕" w:eastAsia="맑은 고딕"/>
+                <w:sz w:val="20"/>
+              </w:rPr>
+              <w:t xml:space="preserve"> 은 접속을 맺는 순간에 작동하므로 접속 분포로 잴 수 있다. </w:t>
+            </w:r>
+            <w:r>
+              <w:rPr>
+                <w:rFonts w:ascii="Consolas" w:hAnsi="Consolas" w:eastAsia="Consolas" w:cs="Consolas"/>
+                <w:sz w:val="19"/>
+              </w:rPr>
+              <w:t xml:space="preserve">rlbgoal</w:t>
+            </w:r>
+            <w:r>
+              <w:rPr>
+                <w:rFonts w:ascii="맑은 고딕" w:hAnsi="맑은 고딕" w:eastAsia="맑은 고딕"/>
+                <w:sz w:val="20"/>
+              </w:rPr>
+              <w:t xml:space="preserve"> 은 이미 열린 접속 중에서 고르는 것이므로 커넥션 풀이 있어야 관찰된다. SQL*Plus 로 붙었다 끊는 방식으로는 </w:t>
+            </w:r>
+            <w:r>
+              <w:rPr>
+                <w:rFonts w:ascii="Consolas" w:hAnsi="Consolas" w:eastAsia="Consolas" w:cs="Consolas"/>
+                <w:sz w:val="19"/>
+              </w:rPr>
+              <w:t xml:space="preserve">rlbgoal</w:t>
+            </w:r>
+            <w:r>
+              <w:rPr>
+                <w:rFonts w:ascii="맑은 고딕" w:hAnsi="맑은 고딕" w:eastAsia="맑은 고딕"/>
+                <w:sz w:val="20"/>
+              </w:rPr>
+              <w:t xml:space="preserve"> 의 효과를 볼 수 없다.</w:t>
             </w:r>
           </w:p>
           <w:p>
@@ -2936,7 +3804,21 @@
                 <w:rFonts w:ascii="맑은 고딕" w:hAnsi="맑은 고딕" w:eastAsia="맑은 고딕"/>
                 <w:sz w:val="20"/>
               </w:rPr>
-              <w:t>이 실습에서 `rlbgoal` 에 대해 확인할 수 있는 것은 GOODNESS 가 계산된다는 사실까지다. 그것을 클라이언트가 쓰는지는 커넥션 풀을 갖춘 애플리케이션이 있어야 잴 수 있다.</w:t>
+              <w:t xml:space="preserve">이 실습에서 </w:t>
+            </w:r>
+            <w:r>
+              <w:rPr>
+                <w:rFonts w:ascii="Consolas" w:hAnsi="Consolas" w:eastAsia="Consolas" w:cs="Consolas"/>
+                <w:sz w:val="19"/>
+              </w:rPr>
+              <w:t xml:space="preserve">rlbgoal</w:t>
+            </w:r>
+            <w:r>
+              <w:rPr>
+                <w:rFonts w:ascii="맑은 고딕" w:hAnsi="맑은 고딕" w:eastAsia="맑은 고딕"/>
+                <w:sz w:val="20"/>
+              </w:rPr>
+              <w:t xml:space="preserve"> 에 대해 확인할 수 있는 것은 GOODNESS 가 계산된다는 사실까지다. 그것을 클라이언트가 쓰는지는 커넥션 풀을 갖춘 애플리케이션이 있어야 잴 수 있다.</w:t>
             </w:r>
           </w:p>
         </w:tc>
@@ -2965,7 +3847,21 @@
           <w:rFonts w:ascii="맑은 고딕" w:hAnsi="맑은 고딕" w:eastAsia="맑은 고딕"/>
           <w:sz w:val="21"/>
         </w:rPr>
-        <w:t>15장에서 `kill -9` 로 인스턴스를 죽였다. 서비스는 10 초 안에 옮겨 갔지만 그때 racdb1 에서 작업 중이던 세션은 사라졌다.</w:t>
+        <w:t xml:space="preserve">15장에서 </w:t>
+      </w:r>
+      <w:r>
+        <w:rPr>
+          <w:rFonts w:ascii="Consolas" w:hAnsi="Consolas" w:eastAsia="Consolas" w:cs="Consolas"/>
+          <w:sz w:val="20"/>
+        </w:rPr>
+        <w:t xml:space="preserve">kill -9</w:t>
+      </w:r>
+      <w:r>
+        <w:rPr>
+          <w:rFonts w:ascii="맑은 고딕" w:hAnsi="맑은 고딕" w:eastAsia="맑은 고딕"/>
+          <w:sz w:val="21"/>
+        </w:rPr>
+        <w:t xml:space="preserve"> 로 인스턴스를 죽였다. 서비스는 10 초 안에 옮겨 갔지만 그때 racdb1 에서 작업 중이던 세션은 사라졌다.</w:t>
       </w:r>
     </w:p>
     <w:p>
@@ -3001,7 +3897,21 @@
           <w:rFonts w:ascii="맑은 고딕" w:hAnsi="맑은 고딕" w:eastAsia="맑은 고딕"/>
           <w:sz w:val="21"/>
         </w:rPr>
-        <w:t>하나는 트랜잭션 결과를 확실히 알려 주는 것이다. 커밋이 되었는지를 나중에 조회할 수 있게 각 트랜잭션에 논리적 ID 를 붙인다. 이것이 `commit_outcome` 이다.</w:t>
+        <w:t xml:space="preserve">하나는 트랜잭션 결과를 확실히 알려 주는 것이다. 커밋이 되었는지를 나중에 조회할 수 있게 각 트랜잭션에 논리적 ID 를 붙인다. 이것이 </w:t>
+      </w:r>
+      <w:r>
+        <w:rPr>
+          <w:rFonts w:ascii="Consolas" w:hAnsi="Consolas" w:eastAsia="Consolas" w:cs="Consolas"/>
+          <w:sz w:val="20"/>
+        </w:rPr>
+        <w:t xml:space="preserve">commit_outcome</w:t>
+      </w:r>
+      <w:r>
+        <w:rPr>
+          <w:rFonts w:ascii="맑은 고딕" w:hAnsi="맑은 고딕" w:eastAsia="맑은 고딕"/>
+          <w:sz w:val="21"/>
+        </w:rPr>
+        <w:t xml:space="preserve"> 이다.</w:t>
       </w:r>
     </w:p>
     <w:p>
@@ -3571,37 +4481,205 @@
     <w:p>
       <w:r>
         <w:rPr>
+          <w:rFonts w:ascii="Consolas" w:hAnsi="Consolas" w:eastAsia="Consolas" w:cs="Consolas"/>
+          <w:sz w:val="20"/>
+        </w:rPr>
+        <w:t xml:space="preserve">-failovertype</w:t>
+      </w:r>
+      <w:r>
+        <w:rPr>
           <w:rFonts w:ascii="맑은 고딕" w:hAnsi="맑은 고딕" w:eastAsia="맑은 고딕"/>
           <w:sz w:val="21"/>
         </w:rPr>
-        <w:t>`-failovertype` 의 값이 여러 단계다. `NONE` 은 아무것도 하지 않는다. `SESSION` 은 세션만 다시 만든다. `SELECT` 는 진행 중이던 조회를 이어서 한다. `TRANSACTION` 이 Application Continuity 이며 트랜잭션까지 재생한다. `AUTO` 는 오라클이 판단한다.</w:t>
+        <w:t xml:space="preserve"> 의 값이 여러 단계다. </w:t>
+      </w:r>
+      <w:r>
+        <w:rPr>
+          <w:rFonts w:ascii="Consolas" w:hAnsi="Consolas" w:eastAsia="Consolas" w:cs="Consolas"/>
+          <w:sz w:val="20"/>
+        </w:rPr>
+        <w:t xml:space="preserve">NONE</w:t>
+      </w:r>
+      <w:r>
+        <w:rPr>
+          <w:rFonts w:ascii="맑은 고딕" w:hAnsi="맑은 고딕" w:eastAsia="맑은 고딕"/>
+          <w:sz w:val="21"/>
+        </w:rPr>
+        <w:t xml:space="preserve"> 은 아무것도 하지 않는다. </w:t>
+      </w:r>
+      <w:r>
+        <w:rPr>
+          <w:rFonts w:ascii="Consolas" w:hAnsi="Consolas" w:eastAsia="Consolas" w:cs="Consolas"/>
+          <w:sz w:val="20"/>
+        </w:rPr>
+        <w:t xml:space="preserve">SESSION</w:t>
+      </w:r>
+      <w:r>
+        <w:rPr>
+          <w:rFonts w:ascii="맑은 고딕" w:hAnsi="맑은 고딕" w:eastAsia="맑은 고딕"/>
+          <w:sz w:val="21"/>
+        </w:rPr>
+        <w:t xml:space="preserve"> 은 세션만 다시 만든다. </w:t>
+      </w:r>
+      <w:r>
+        <w:rPr>
+          <w:rFonts w:ascii="Consolas" w:hAnsi="Consolas" w:eastAsia="Consolas" w:cs="Consolas"/>
+          <w:sz w:val="20"/>
+        </w:rPr>
+        <w:t xml:space="preserve">SELECT</w:t>
+      </w:r>
+      <w:r>
+        <w:rPr>
+          <w:rFonts w:ascii="맑은 고딕" w:hAnsi="맑은 고딕" w:eastAsia="맑은 고딕"/>
+          <w:sz w:val="21"/>
+        </w:rPr>
+        <w:t xml:space="preserve"> 는 진행 중이던 조회를 이어서 한다. </w:t>
+      </w:r>
+      <w:r>
+        <w:rPr>
+          <w:rFonts w:ascii="Consolas" w:hAnsi="Consolas" w:eastAsia="Consolas" w:cs="Consolas"/>
+          <w:sz w:val="20"/>
+        </w:rPr>
+        <w:t xml:space="preserve">TRANSACTION</w:t>
+      </w:r>
+      <w:r>
+        <w:rPr>
+          <w:rFonts w:ascii="맑은 고딕" w:hAnsi="맑은 고딕" w:eastAsia="맑은 고딕"/>
+          <w:sz w:val="21"/>
+        </w:rPr>
+        <w:t xml:space="preserve"> 이 Application Continuity 이며 트랜잭션까지 재생한다. </w:t>
+      </w:r>
+      <w:r>
+        <w:rPr>
+          <w:rFonts w:ascii="Consolas" w:hAnsi="Consolas" w:eastAsia="Consolas" w:cs="Consolas"/>
+          <w:sz w:val="20"/>
+        </w:rPr>
+        <w:t xml:space="preserve">AUTO</w:t>
+      </w:r>
+      <w:r>
+        <w:rPr>
+          <w:rFonts w:ascii="맑은 고딕" w:hAnsi="맑은 고딕" w:eastAsia="맑은 고딕"/>
+          <w:sz w:val="21"/>
+        </w:rPr>
+        <w:t xml:space="preserve"> 는 오라클이 판단한다.</w:t>
       </w:r>
     </w:p>
     <w:p>
       <w:r>
         <w:rPr>
+          <w:rFonts w:ascii="Consolas" w:hAnsi="Consolas" w:eastAsia="Consolas" w:cs="Consolas"/>
+          <w:sz w:val="20"/>
+        </w:rPr>
+        <w:t xml:space="preserve">-failover_restore LEVEL1</w:t>
+      </w:r>
+      <w:r>
+        <w:rPr>
           <w:rFonts w:ascii="맑은 고딕" w:hAnsi="맑은 고딕" w:eastAsia="맑은 고딕"/>
           <w:sz w:val="21"/>
         </w:rPr>
-        <w:t>`-failover_restore LEVEL1` 은 재접속 후 세션 상태를 되돌린다는 뜻이다. `NLS` 설정이나 `ALTER SESSION` 으로 바꿔 둔 것들을 복원한다. 이것이 없으면 재생은 되는데 환경이 달라져 결과가 달라질 수 있다.</w:t>
+        <w:t xml:space="preserve"> 은 재접속 후 세션 상태를 되돌린다는 뜻이다. </w:t>
+      </w:r>
+      <w:r>
+        <w:rPr>
+          <w:rFonts w:ascii="Consolas" w:hAnsi="Consolas" w:eastAsia="Consolas" w:cs="Consolas"/>
+          <w:sz w:val="20"/>
+        </w:rPr>
+        <w:t xml:space="preserve">NLS</w:t>
+      </w:r>
+      <w:r>
+        <w:rPr>
+          <w:rFonts w:ascii="맑은 고딕" w:hAnsi="맑은 고딕" w:eastAsia="맑은 고딕"/>
+          <w:sz w:val="21"/>
+        </w:rPr>
+        <w:t xml:space="preserve"> 설정이나 </w:t>
+      </w:r>
+      <w:r>
+        <w:rPr>
+          <w:rFonts w:ascii="Consolas" w:hAnsi="Consolas" w:eastAsia="Consolas" w:cs="Consolas"/>
+          <w:sz w:val="20"/>
+        </w:rPr>
+        <w:t xml:space="preserve">ALTER SESSION</w:t>
+      </w:r>
+      <w:r>
+        <w:rPr>
+          <w:rFonts w:ascii="맑은 고딕" w:hAnsi="맑은 고딕" w:eastAsia="맑은 고딕"/>
+          <w:sz w:val="21"/>
+        </w:rPr>
+        <w:t xml:space="preserve"> 으로 바꿔 둔 것들을 복원한다. 이것이 없으면 재생은 되는데 환경이 달라져 결과가 달라질 수 있다.</w:t>
       </w:r>
     </w:p>
     <w:p>
       <w:r>
         <w:rPr>
+          <w:rFonts w:ascii="Consolas" w:hAnsi="Consolas" w:eastAsia="Consolas" w:cs="Consolas"/>
+          <w:sz w:val="20"/>
+        </w:rPr>
+        <w:t xml:space="preserve">-failoverretry 30</w:t>
+      </w:r>
+      <w:r>
+        <w:rPr>
           <w:rFonts w:ascii="맑은 고딕" w:hAnsi="맑은 고딕" w:eastAsia="맑은 고딕"/>
           <w:sz w:val="21"/>
         </w:rPr>
-        <w:t>`-failoverretry 30` 과 `-failoverdelay 10` 을 곱하면 최대 300 초다. 5 분 동안 재접속을 시도한다는 뜻이며, `-replay_init_time 600` 과 함께 보면 전체 재생 시도 창이 정해진다.</w:t>
+        <w:t xml:space="preserve"> 과 </w:t>
+      </w:r>
+      <w:r>
+        <w:rPr>
+          <w:rFonts w:ascii="Consolas" w:hAnsi="Consolas" w:eastAsia="Consolas" w:cs="Consolas"/>
+          <w:sz w:val="20"/>
+        </w:rPr>
+        <w:t xml:space="preserve">-failoverdelay 10</w:t>
+      </w:r>
+      <w:r>
+        <w:rPr>
+          <w:rFonts w:ascii="맑은 고딕" w:hAnsi="맑은 고딕" w:eastAsia="맑은 고딕"/>
+          <w:sz w:val="21"/>
+        </w:rPr>
+        <w:t xml:space="preserve"> 을 곱하면 최대 300 초다. 5 분 동안 재접속을 시도한다는 뜻이며, </w:t>
+      </w:r>
+      <w:r>
+        <w:rPr>
+          <w:rFonts w:ascii="Consolas" w:hAnsi="Consolas" w:eastAsia="Consolas" w:cs="Consolas"/>
+          <w:sz w:val="20"/>
+        </w:rPr>
+        <w:t xml:space="preserve">-replay_init_time 600</w:t>
+      </w:r>
+      <w:r>
+        <w:rPr>
+          <w:rFonts w:ascii="맑은 고딕" w:hAnsi="맑은 고딕" w:eastAsia="맑은 고딕"/>
+          <w:sz w:val="21"/>
+        </w:rPr>
+        <w:t xml:space="preserve"> 과 함께 보면 전체 재생 시도 창이 정해진다.</w:t>
       </w:r>
     </w:p>
     <w:p>
       <w:r>
         <w:rPr>
+          <w:rFonts w:ascii="Consolas" w:hAnsi="Consolas" w:eastAsia="Consolas" w:cs="Consolas"/>
+          <w:sz w:val="20"/>
+        </w:rPr>
+        <w:t xml:space="preserve">-session_state DYNAMIC</w:t>
+      </w:r>
+      <w:r>
+        <w:rPr>
           <w:rFonts w:ascii="맑은 고딕" w:hAnsi="맑은 고딕" w:eastAsia="맑은 고딕"/>
           <w:sz w:val="21"/>
         </w:rPr>
-        <w:t>`-session_state DYNAMIC` 은 세션 상태가 재생 중에 바뀔 수 있다고 보는 설정이다. `STATIC` 은 바뀌지 않는다고 단언하는 것이며 그만큼 재생 판정이 느슨해진다. 확신이 없으면 DYNAMIC 을 쓴다.</w:t>
+        <w:t xml:space="preserve"> 은 세션 상태가 재생 중에 바뀔 수 있다고 보는 설정이다. </w:t>
+      </w:r>
+      <w:r>
+        <w:rPr>
+          <w:rFonts w:ascii="Consolas" w:hAnsi="Consolas" w:eastAsia="Consolas" w:cs="Consolas"/>
+          <w:sz w:val="20"/>
+        </w:rPr>
+        <w:t xml:space="preserve">STATIC</w:t>
+      </w:r>
+      <w:r>
+        <w:rPr>
+          <w:rFonts w:ascii="맑은 고딕" w:hAnsi="맑은 고딕" w:eastAsia="맑은 고딕"/>
+          <w:sz w:val="21"/>
+        </w:rPr>
+        <w:t xml:space="preserve"> 은 바뀌지 않는다고 단언하는 것이며 그만큼 재생 판정이 느슨해진다. 확신이 없으면 DYNAMIC 을 쓴다.</w:t>
       </w:r>
     </w:p>
     <w:tbl>
@@ -3889,16 +4967,65 @@
           <w:rFonts w:ascii="맑은 고딕" w:hAnsi="맑은 고딕" w:eastAsia="맑은 고딕"/>
           <w:sz w:val="21"/>
         </w:rPr>
-        <w:t>15장에서 비워 둔 항목들이 채워졌다. `Failover method` 만 여전히 비어 있는데 `-failovermethod` 를 지정하지 않았기 때문이다.</w:t>
+        <w:t xml:space="preserve">15장에서 비워 둔 항목들이 채워졌다. </w:t>
+      </w:r>
+      <w:r>
+        <w:rPr>
+          <w:rFonts w:ascii="Consolas" w:hAnsi="Consolas" w:eastAsia="Consolas" w:cs="Consolas"/>
+          <w:sz w:val="20"/>
+        </w:rPr>
+        <w:t xml:space="preserve">Failover method</w:t>
+      </w:r>
+      <w:r>
+        <w:rPr>
+          <w:rFonts w:ascii="맑은 고딕" w:hAnsi="맑은 고딕" w:eastAsia="맑은 고딕"/>
+          <w:sz w:val="21"/>
+        </w:rPr>
+        <w:t xml:space="preserve"> 만 여전히 비어 있는데 </w:t>
+      </w:r>
+      <w:r>
+        <w:rPr>
+          <w:rFonts w:ascii="Consolas" w:hAnsi="Consolas" w:eastAsia="Consolas" w:cs="Consolas"/>
+          <w:sz w:val="20"/>
+        </w:rPr>
+        <w:t xml:space="preserve">-failovermethod</w:t>
+      </w:r>
+      <w:r>
+        <w:rPr>
+          <w:rFonts w:ascii="맑은 고딕" w:hAnsi="맑은 고딕" w:eastAsia="맑은 고딕"/>
+          <w:sz w:val="21"/>
+        </w:rPr>
+        <w:t xml:space="preserve"> 를 지정하지 않았기 때문이다.</w:t>
       </w:r>
     </w:p>
     <w:p>
       <w:r>
         <w:rPr>
+          <w:rFonts w:ascii="Consolas" w:hAnsi="Consolas" w:eastAsia="Consolas" w:cs="Consolas"/>
+          <w:sz w:val="20"/>
+        </w:rPr>
+        <w:t xml:space="preserve">TAF policy specification: NONE</w:t>
+      </w:r>
+      <w:r>
+        <w:rPr>
           <w:rFonts w:ascii="맑은 고딕" w:hAnsi="맑은 고딕" w:eastAsia="맑은 고딕"/>
           <w:sz w:val="21"/>
         </w:rPr>
-        <w:t>`TAF policy specification: NONE` 이다. 이 값은 `-failovertype` 과 별개의 옛 설정이며 이 실습에서는 쓰지 않았다.</w:t>
+        <w:t xml:space="preserve"> 이다. 이 값은 </w:t>
+      </w:r>
+      <w:r>
+        <w:rPr>
+          <w:rFonts w:ascii="Consolas" w:hAnsi="Consolas" w:eastAsia="Consolas" w:cs="Consolas"/>
+          <w:sz w:val="20"/>
+        </w:rPr>
+        <w:t xml:space="preserve">-failovertype</w:t>
+      </w:r>
+      <w:r>
+        <w:rPr>
+          <w:rFonts w:ascii="맑은 고딕" w:hAnsi="맑은 고딕" w:eastAsia="맑은 고딕"/>
+          <w:sz w:val="21"/>
+        </w:rPr>
+        <w:t xml:space="preserve"> 과 별개의 옛 설정이며 이 실습에서는 쓰지 않았다.</w:t>
       </w:r>
     </w:p>
     <w:tbl>
@@ -4056,25 +5183,67 @@
           <w:rFonts w:ascii="맑은 고딕" w:hAnsi="맑은 고딕" w:eastAsia="맑은 고딕"/>
           <w:sz w:val="21"/>
         </w:rPr>
-        <w:t>데이터베이스 쪽에서도 같은 값이 보인다. `srvctl config` 는 CRS 가 아는 것이고 이쪽은 데이터베이스가 아는 것이며 일치해야 정상이다.</w:t>
+        <w:t xml:space="preserve">데이터베이스 쪽에서도 같은 값이 보인다. </w:t>
+      </w:r>
+      <w:r>
+        <w:rPr>
+          <w:rFonts w:ascii="Consolas" w:hAnsi="Consolas" w:eastAsia="Consolas" w:cs="Consolas"/>
+          <w:sz w:val="20"/>
+        </w:rPr>
+        <w:t xml:space="preserve">srvctl config</w:t>
+      </w:r>
+      <w:r>
+        <w:rPr>
+          <w:rFonts w:ascii="맑은 고딕" w:hAnsi="맑은 고딕" w:eastAsia="맑은 고딕"/>
+          <w:sz w:val="21"/>
+        </w:rPr>
+        <w:t xml:space="preserve"> 는 CRS 가 아는 것이고 이쪽은 데이터베이스가 아는 것이며 일치해야 정상이다.</w:t>
       </w:r>
     </w:p>
     <w:p>
       <w:r>
         <w:rPr>
+          <w:rFonts w:ascii="Consolas" w:hAnsi="Consolas" w:eastAsia="Consolas" w:cs="Consolas"/>
+          <w:sz w:val="20"/>
+        </w:rPr>
+        <w:t xml:space="preserve">ch16_lb</w:t>
+      </w:r>
+      <w:r>
+        <w:rPr>
           <w:rFonts w:ascii="맑은 고딕" w:hAnsi="맑은 고딕" w:eastAsia="맑은 고딕"/>
           <w:sz w:val="21"/>
         </w:rPr>
-        <w:t>`ch16_lb` 는 `FAILOVER_TYPE` 이 비어 있고 재시도 값이 0 이다. AC 를 켜지 않은 서비스의 모습이다.</w:t>
+        <w:t xml:space="preserve"> 는 </w:t>
+      </w:r>
+      <w:r>
+        <w:rPr>
+          <w:rFonts w:ascii="Consolas" w:hAnsi="Consolas" w:eastAsia="Consolas" w:cs="Consolas"/>
+          <w:sz w:val="20"/>
+        </w:rPr>
+        <w:t xml:space="preserve">FAILOVER_TYPE</w:t>
+      </w:r>
+      <w:r>
+        <w:rPr>
+          <w:rFonts w:ascii="맑은 고딕" w:hAnsi="맑은 고딕" w:eastAsia="맑은 고딕"/>
+          <w:sz w:val="21"/>
+        </w:rPr>
+        <w:t xml:space="preserve"> 이 비어 있고 재시도 값이 0 이다. AC 를 켜지 않은 서비스의 모습이다.</w:t>
       </w:r>
     </w:p>
     <w:p>
       <w:r>
         <w:rPr>
+          <w:rFonts w:ascii="Consolas" w:hAnsi="Consolas" w:eastAsia="Consolas" w:cs="Consolas"/>
+          <w:sz w:val="20"/>
+        </w:rPr>
+        <w:t xml:space="preserve">racdb</w:t>
+      </w:r>
+      <w:r>
+        <w:rPr>
           <w:rFonts w:ascii="맑은 고딕" w:hAnsi="맑은 고딕" w:eastAsia="맑은 고딕"/>
           <w:sz w:val="21"/>
         </w:rPr>
-        <w:t>`racdb` 는 아예 값이 없다. dbca 가 만든 기본 서비스는 이 항목들이 설정되지 않는다.</w:t>
+        <w:t xml:space="preserve"> 는 아예 값이 없다. dbca 가 만든 기본 서비스는 이 항목들이 설정되지 않는다.</w:t>
       </w:r>
     </w:p>
     <w:tbl>
@@ -4281,10 +5450,45 @@
     <w:p>
       <w:r>
         <w:rPr>
+          <w:rFonts w:ascii="Consolas" w:hAnsi="Consolas" w:eastAsia="Consolas" w:cs="Consolas"/>
+          <w:sz w:val="20"/>
+        </w:rPr>
+        <w:t xml:space="preserve">DBMS_APP_CONT</w:t>
+      </w:r>
+      <w:r>
+        <w:rPr>
           <w:rFonts w:ascii="맑은 고딕" w:hAnsi="맑은 고딕" w:eastAsia="맑은 고딕"/>
           <w:sz w:val="21"/>
         </w:rPr>
-        <w:t>`DBMS_APP_CONT` 패키지가 있고 VALID 다. `commit_outcome` 으로 만들어진 논리 트랜잭션 ID 의 결과를 조회하는 `GET_LTXID_OUTCOME` 프로시저가 여기에 있다.</w:t>
+        <w:t xml:space="preserve"> 패키지가 있고 VALID 다. </w:t>
+      </w:r>
+      <w:r>
+        <w:rPr>
+          <w:rFonts w:ascii="Consolas" w:hAnsi="Consolas" w:eastAsia="Consolas" w:cs="Consolas"/>
+          <w:sz w:val="20"/>
+        </w:rPr>
+        <w:t xml:space="preserve">commit_outcome</w:t>
+      </w:r>
+      <w:r>
+        <w:rPr>
+          <w:rFonts w:ascii="맑은 고딕" w:hAnsi="맑은 고딕" w:eastAsia="맑은 고딕"/>
+          <w:sz w:val="21"/>
+        </w:rPr>
+        <w:t xml:space="preserve"> 으로 만들어진 논리 트랜잭션 ID 의 결과를 조회하는 </w:t>
+      </w:r>
+      <w:r>
+        <w:rPr>
+          <w:rFonts w:ascii="Consolas" w:hAnsi="Consolas" w:eastAsia="Consolas" w:cs="Consolas"/>
+          <w:sz w:val="20"/>
+        </w:rPr>
+        <w:t xml:space="preserve">GET_LTXID_OUTCOME</w:t>
+      </w:r>
+      <w:r>
+        <w:rPr>
+          <w:rFonts w:ascii="맑은 고딕" w:hAnsi="맑은 고딕" w:eastAsia="맑은 고딕"/>
+          <w:sz w:val="21"/>
+        </w:rPr>
+        <w:t xml:space="preserve"> 프로시저가 여기에 있다.</w:t>
       </w:r>
     </w:p>
     <w:p>
@@ -4417,10 +5621,31 @@
     <w:p>
       <w:r>
         <w:rPr>
+          <w:rFonts w:ascii="Consolas" w:hAnsi="Consolas" w:eastAsia="Consolas" w:cs="Consolas"/>
+          <w:sz w:val="20"/>
+        </w:rPr>
+        <w:t xml:space="preserve">-failovertype TRANSACTION</w:t>
+      </w:r>
+      <w:r>
+        <w:rPr>
           <w:rFonts w:ascii="맑은 고딕" w:hAnsi="맑은 고딕" w:eastAsia="맑은 고딕"/>
           <w:sz w:val="21"/>
         </w:rPr>
-        <w:t>`-failovertype TRANSACTION` 은 `-commit_outcome TRUE` 를 요구한다.</w:t>
+        <w:t xml:space="preserve"> 은 </w:t>
+      </w:r>
+      <w:r>
+        <w:rPr>
+          <w:rFonts w:ascii="Consolas" w:hAnsi="Consolas" w:eastAsia="Consolas" w:cs="Consolas"/>
+          <w:sz w:val="20"/>
+        </w:rPr>
+        <w:t xml:space="preserve">-commit_outcome TRUE</w:t>
+      </w:r>
+      <w:r>
+        <w:rPr>
+          <w:rFonts w:ascii="맑은 고딕" w:hAnsi="맑은 고딕" w:eastAsia="맑은 고딕"/>
+          <w:sz w:val="21"/>
+        </w:rPr>
+        <w:t xml:space="preserve"> 를 요구한다.</w:t>
       </w:r>
     </w:p>
     <w:p>
@@ -4429,7 +5654,21 @@
           <w:rFonts w:ascii="맑은 고딕" w:hAnsi="맑은 고딕" w:eastAsia="맑은 고딕"/>
           <w:sz w:val="21"/>
         </w:rPr>
-        <w:t>이유가 분명하다. 트랜잭션을 재생하려면 먼저 그 트랜잭션이 커밋되었는지 알아야 한다. 이미 커밋된 것을 다시 실행하면 중복이 된다. `commit_outcome` 이 그 판정을 가능하게 하는 장치이므로 없이는 재생을 켤 수 없다.</w:t>
+        <w:t xml:space="preserve">이유가 분명하다. 트랜잭션을 재생하려면 먼저 그 트랜잭션이 커밋되었는지 알아야 한다. 이미 커밋된 것을 다시 실행하면 중복이 된다. </w:t>
+      </w:r>
+      <w:r>
+        <w:rPr>
+          <w:rFonts w:ascii="Consolas" w:hAnsi="Consolas" w:eastAsia="Consolas" w:cs="Consolas"/>
+          <w:sz w:val="20"/>
+        </w:rPr>
+        <w:t xml:space="preserve">commit_outcome</w:t>
+      </w:r>
+      <w:r>
+        <w:rPr>
+          <w:rFonts w:ascii="맑은 고딕" w:hAnsi="맑은 고딕" w:eastAsia="맑은 고딕"/>
+          <w:sz w:val="21"/>
+        </w:rPr>
+        <w:t xml:space="preserve"> 이 그 판정을 가능하게 하는 장치이므로 없이는 재생을 켤 수 없다.</w:t>
       </w:r>
     </w:p>
     <w:p>
@@ -4555,10 +5794,59 @@
     <w:p>
       <w:r>
         <w:rPr>
+          <w:rFonts w:ascii="Consolas" w:hAnsi="Consolas" w:eastAsia="Consolas" w:cs="Consolas"/>
+          <w:sz w:val="20"/>
+        </w:rPr>
+        <w:t xml:space="preserve">rlbgoal</w:t>
+      </w:r>
+      <w:r>
+        <w:rPr>
           <w:rFonts w:ascii="맑은 고딕" w:hAnsi="맑은 고딕" w:eastAsia="맑은 고딕"/>
           <w:sz w:val="21"/>
         </w:rPr>
-        <w:t>`rlbgoal` 에 `FASTEST` 를 쓴 것은 흔한 실수다. 이름만 보면 그럴듯하지만 실제 값은 `SERVICE_TIME` 과 `THROUGHPUT` 이다.</w:t>
+        <w:t xml:space="preserve"> 에 </w:t>
+      </w:r>
+      <w:r>
+        <w:rPr>
+          <w:rFonts w:ascii="Consolas" w:hAnsi="Consolas" w:eastAsia="Consolas" w:cs="Consolas"/>
+          <w:sz w:val="20"/>
+        </w:rPr>
+        <w:t xml:space="preserve">FASTEST</w:t>
+      </w:r>
+      <w:r>
+        <w:rPr>
+          <w:rFonts w:ascii="맑은 고딕" w:hAnsi="맑은 고딕" w:eastAsia="맑은 고딕"/>
+          <w:sz w:val="21"/>
+        </w:rPr>
+        <w:t xml:space="preserve"> 를 쓴 것은 흔한 실수다. 이름만 보면 그럴듯하지만 실제 값은 </w:t>
+      </w:r>
+      <w:r>
+        <w:rPr>
+          <w:rFonts w:ascii="Consolas" w:hAnsi="Consolas" w:eastAsia="Consolas" w:cs="Consolas"/>
+          <w:sz w:val="20"/>
+        </w:rPr>
+        <w:t xml:space="preserve">SERVICE_TIME</w:t>
+      </w:r>
+      <w:r>
+        <w:rPr>
+          <w:rFonts w:ascii="맑은 고딕" w:hAnsi="맑은 고딕" w:eastAsia="맑은 고딕"/>
+          <w:sz w:val="21"/>
+        </w:rPr>
+        <w:t xml:space="preserve"> 과 </w:t>
+      </w:r>
+      <w:r>
+        <w:rPr>
+          <w:rFonts w:ascii="Consolas" w:hAnsi="Consolas" w:eastAsia="Consolas" w:cs="Consolas"/>
+          <w:sz w:val="20"/>
+        </w:rPr>
+        <w:t xml:space="preserve">THROUGHPUT</w:t>
+      </w:r>
+      <w:r>
+        <w:rPr>
+          <w:rFonts w:ascii="맑은 고딕" w:hAnsi="맑은 고딕" w:eastAsia="맑은 고딕"/>
+          <w:sz w:val="21"/>
+        </w:rPr>
+        <w:t xml:space="preserve"> 이다.</w:t>
       </w:r>
     </w:p>
     <w:p>
@@ -4576,7 +5864,21 @@
           <w:rFonts w:ascii="맑은 고딕" w:hAnsi="맑은 고딕" w:eastAsia="맑은 고딕"/>
           <w:sz w:val="21"/>
         </w:rPr>
-        <w:t>PRKO-3125 는 값이 목록에 없다. 문법 오류다. `-help` 로 값 목록을 확인하면 해결된다.</w:t>
+        <w:t xml:space="preserve">PRKO-3125 는 값이 목록에 없다. 문법 오류다. </w:t>
+      </w:r>
+      <w:r>
+        <w:rPr>
+          <w:rFonts w:ascii="Consolas" w:hAnsi="Consolas" w:eastAsia="Consolas" w:cs="Consolas"/>
+          <w:sz w:val="20"/>
+        </w:rPr>
+        <w:t xml:space="preserve">-help</w:t>
+      </w:r>
+      <w:r>
+        <w:rPr>
+          <w:rFonts w:ascii="맑은 고딕" w:hAnsi="맑은 고딕" w:eastAsia="맑은 고딕"/>
+          <w:sz w:val="21"/>
+        </w:rPr>
+        <w:t xml:space="preserve"> 로 값 목록을 확인하면 해결된다.</w:t>
       </w:r>
     </w:p>
     <w:p>
@@ -4610,7 +5912,49 @@
           <w:rFonts w:ascii="맑은 고딕" w:hAnsi="맑은 고딕" w:eastAsia="맑은 고딕"/>
           <w:sz w:val="21"/>
         </w:rPr>
-        <w:t>앞에서 서비스에 `-failovertype TRANSACTION` 을 지정했다. 그런데 클라이언트의 `tnsnames.ora` 에도 `FAILOVER_MODE` 절이 있다. 둘 중 어느 것이 작동하는가.</w:t>
+        <w:t xml:space="preserve">앞에서 서비스에 </w:t>
+      </w:r>
+      <w:r>
+        <w:rPr>
+          <w:rFonts w:ascii="Consolas" w:hAnsi="Consolas" w:eastAsia="Consolas" w:cs="Consolas"/>
+          <w:sz w:val="20"/>
+        </w:rPr>
+        <w:t xml:space="preserve">-failovertype TRANSACTION</w:t>
+      </w:r>
+      <w:r>
+        <w:rPr>
+          <w:rFonts w:ascii="맑은 고딕" w:hAnsi="맑은 고딕" w:eastAsia="맑은 고딕"/>
+          <w:sz w:val="21"/>
+        </w:rPr>
+        <w:t xml:space="preserve"> 을 지정했다. 그런데 클라이언트의 </w:t>
+      </w:r>
+      <w:r>
+        <w:rPr>
+          <w:rFonts w:ascii="Consolas" w:hAnsi="Consolas" w:eastAsia="Consolas" w:cs="Consolas"/>
+          <w:sz w:val="20"/>
+        </w:rPr>
+        <w:t xml:space="preserve">tnsnames.ora</w:t>
+      </w:r>
+      <w:r>
+        <w:rPr>
+          <w:rFonts w:ascii="맑은 고딕" w:hAnsi="맑은 고딕" w:eastAsia="맑은 고딕"/>
+          <w:sz w:val="21"/>
+        </w:rPr>
+        <w:t xml:space="preserve"> 에도 </w:t>
+      </w:r>
+      <w:r>
+        <w:rPr>
+          <w:rFonts w:ascii="Consolas" w:hAnsi="Consolas" w:eastAsia="Consolas" w:cs="Consolas"/>
+          <w:sz w:val="20"/>
+        </w:rPr>
+        <w:t xml:space="preserve">FAILOVER_MODE</w:t>
+      </w:r>
+      <w:r>
+        <w:rPr>
+          <w:rFonts w:ascii="맑은 고딕" w:hAnsi="맑은 고딕" w:eastAsia="맑은 고딕"/>
+          <w:sz w:val="21"/>
+        </w:rPr>
+        <w:t xml:space="preserve"> 절이 있다. 둘 중 어느 것이 작동하는가.</w:t>
       </w:r>
     </w:p>
     <w:p>
@@ -5320,7 +6664,21 @@
           <w:rFonts w:ascii="맑은 고딕" w:hAnsi="맑은 고딕" w:eastAsia="맑은 고딕"/>
           <w:sz w:val="21"/>
         </w:rPr>
-        <w:t>첫째, 서비스에 `-failovertype` 을 지정하면 클라이언트가 아무것도 하지 않아도 적용된다. EZConnect 로 붙었는데 TRANSACTIONAL 이 나왔다.</w:t>
+        <w:t xml:space="preserve">첫째, 서비스에 </w:t>
+      </w:r>
+      <w:r>
+        <w:rPr>
+          <w:rFonts w:ascii="Consolas" w:hAnsi="Consolas" w:eastAsia="Consolas" w:cs="Consolas"/>
+          <w:sz w:val="20"/>
+        </w:rPr>
+        <w:t xml:space="preserve">-failovertype</w:t>
+      </w:r>
+      <w:r>
+        <w:rPr>
+          <w:rFonts w:ascii="맑은 고딕" w:hAnsi="맑은 고딕" w:eastAsia="맑은 고딕"/>
+          <w:sz w:val="21"/>
+        </w:rPr>
+        <w:t xml:space="preserve"> 을 지정하면 클라이언트가 아무것도 하지 않아도 적용된다. EZConnect 로 붙었는데 TRANSACTIONAL 이 나왔다.</w:t>
       </w:r>
     </w:p>
     <w:p>
@@ -5329,7 +6687,21 @@
           <w:rFonts w:ascii="맑은 고딕" w:hAnsi="맑은 고딕" w:eastAsia="맑은 고딕"/>
           <w:sz w:val="21"/>
         </w:rPr>
-        <w:t>둘째, 서비스에 지정하지 않아도 클라이언트가 `FAILOVER_MODE` 를 쓰면 적용된다. 네 번째 줄이 SELECT 다.</w:t>
+        <w:t xml:space="preserve">둘째, 서비스에 지정하지 않아도 클라이언트가 </w:t>
+      </w:r>
+      <w:r>
+        <w:rPr>
+          <w:rFonts w:ascii="Consolas" w:hAnsi="Consolas" w:eastAsia="Consolas" w:cs="Consolas"/>
+          <w:sz w:val="20"/>
+        </w:rPr>
+        <w:t xml:space="preserve">FAILOVER_MODE</w:t>
+      </w:r>
+      <w:r>
+        <w:rPr>
+          <w:rFonts w:ascii="맑은 고딕" w:hAnsi="맑은 고딕" w:eastAsia="맑은 고딕"/>
+          <w:sz w:val="21"/>
+        </w:rPr>
+        <w:t xml:space="preserve"> 를 쓰면 적용된다. 네 번째 줄이 SELECT 다.</w:t>
       </w:r>
     </w:p>
     <w:p>
@@ -5356,7 +6728,21 @@
           <w:rFonts w:ascii="맑은 고딕" w:hAnsi="맑은 고딕" w:eastAsia="맑은 고딕"/>
           <w:sz w:val="21"/>
         </w:rPr>
-        <w:t>운영상 함의는 이렇다. 서버에서 서비스 설정을 바꾸면 클라이언트를 손대지 않고도 페일오버 동작이 바뀐다. 편리하지만 위험하기도 하다. 애플리케이션 팀이 `tnsnames.ora` 를 보고 판단한 것이 실제와 다를 수 있다.</w:t>
+        <w:t xml:space="preserve">운영상 함의는 이렇다. 서버에서 서비스 설정을 바꾸면 클라이언트를 손대지 않고도 페일오버 동작이 바뀐다. 편리하지만 위험하기도 하다. 애플리케이션 팀이 </w:t>
+      </w:r>
+      <w:r>
+        <w:rPr>
+          <w:rFonts w:ascii="Consolas" w:hAnsi="Consolas" w:eastAsia="Consolas" w:cs="Consolas"/>
+          <w:sz w:val="20"/>
+        </w:rPr>
+        <w:t xml:space="preserve">tnsnames.ora</w:t>
+      </w:r>
+      <w:r>
+        <w:rPr>
+          <w:rFonts w:ascii="맑은 고딕" w:hAnsi="맑은 고딕" w:eastAsia="맑은 고딕"/>
+          <w:sz w:val="21"/>
+        </w:rPr>
+        <w:t xml:space="preserve"> 를 보고 판단한 것이 실제와 다를 수 있다.</w:t>
       </w:r>
     </w:p>
     <w:p>
@@ -5365,7 +6751,21 @@
           <w:rFonts w:ascii="맑은 고딕" w:hAnsi="맑은 고딕" w:eastAsia="맑은 고딕"/>
           <w:sz w:val="21"/>
         </w:rPr>
-        <w:t>그러므로 실제로 무엇이 적용되었는지는 `V$SESSION` 으로 확인해야 한다. 설정 파일을 보고 짐작하면 안 된다.</w:t>
+        <w:t xml:space="preserve">그러므로 실제로 무엇이 적용되었는지는 </w:t>
+      </w:r>
+      <w:r>
+        <w:rPr>
+          <w:rFonts w:ascii="Consolas" w:hAnsi="Consolas" w:eastAsia="Consolas" w:cs="Consolas"/>
+          <w:sz w:val="20"/>
+        </w:rPr>
+        <w:t xml:space="preserve">V$SESSION</w:t>
+      </w:r>
+      <w:r>
+        <w:rPr>
+          <w:rFonts w:ascii="맑은 고딕" w:hAnsi="맑은 고딕" w:eastAsia="맑은 고딕"/>
+          <w:sz w:val="21"/>
+        </w:rPr>
+        <w:t xml:space="preserve"> 으로 확인해야 한다. 설정 파일을 보고 짐작하면 안 된다.</w:t>
       </w:r>
     </w:p>
     <w:p>
@@ -5374,7 +6774,49 @@
           <w:rFonts w:ascii="맑은 고딕" w:hAnsi="맑은 고딕" w:eastAsia="맑은 고딕"/>
           <w:sz w:val="21"/>
         </w:rPr>
-        <w:t>값 이름이 다르다는 것도 짚어 둔다. 서비스에 `TRANSACTION` 을 지정했는데 `V$SESSION` 에는 `TRANSACTIONAL` 로 나온다. 같은 것이지만 표기가 다르다. 스크립트로 비교할 때 걸리는 부분이다.</w:t>
+        <w:t xml:space="preserve">값 이름이 다르다는 것도 짚어 둔다. 서비스에 </w:t>
+      </w:r>
+      <w:r>
+        <w:rPr>
+          <w:rFonts w:ascii="Consolas" w:hAnsi="Consolas" w:eastAsia="Consolas" w:cs="Consolas"/>
+          <w:sz w:val="20"/>
+        </w:rPr>
+        <w:t xml:space="preserve">TRANSACTION</w:t>
+      </w:r>
+      <w:r>
+        <w:rPr>
+          <w:rFonts w:ascii="맑은 고딕" w:hAnsi="맑은 고딕" w:eastAsia="맑은 고딕"/>
+          <w:sz w:val="21"/>
+        </w:rPr>
+        <w:t xml:space="preserve"> 을 지정했는데 </w:t>
+      </w:r>
+      <w:r>
+        <w:rPr>
+          <w:rFonts w:ascii="Consolas" w:hAnsi="Consolas" w:eastAsia="Consolas" w:cs="Consolas"/>
+          <w:sz w:val="20"/>
+        </w:rPr>
+        <w:t xml:space="preserve">V$SESSION</w:t>
+      </w:r>
+      <w:r>
+        <w:rPr>
+          <w:rFonts w:ascii="맑은 고딕" w:hAnsi="맑은 고딕" w:eastAsia="맑은 고딕"/>
+          <w:sz w:val="21"/>
+        </w:rPr>
+        <w:t xml:space="preserve"> 에는 </w:t>
+      </w:r>
+      <w:r>
+        <w:rPr>
+          <w:rFonts w:ascii="Consolas" w:hAnsi="Consolas" w:eastAsia="Consolas" w:cs="Consolas"/>
+          <w:sz w:val="20"/>
+        </w:rPr>
+        <w:t xml:space="preserve">TRANSACTIONAL</w:t>
+      </w:r>
+      <w:r>
+        <w:rPr>
+          <w:rFonts w:ascii="맑은 고딕" w:hAnsi="맑은 고딕" w:eastAsia="맑은 고딕"/>
+          <w:sz w:val="21"/>
+        </w:rPr>
+        <w:t xml:space="preserve"> 로 나온다. 같은 것이지만 표기가 다르다. 스크립트로 비교할 때 걸리는 부분이다.</w:t>
       </w:r>
     </w:p>
     <w:tbl>
@@ -5408,10 +6850,17 @@
             </w:pPr>
             <w:r>
               <w:rPr>
+                <w:rFonts w:ascii="Consolas" w:hAnsi="Consolas" w:eastAsia="Consolas" w:cs="Consolas"/>
+                <w:sz w:val="19"/>
+              </w:rPr>
+              <w:t xml:space="preserve">FAILOVER_TYPE</w:t>
+            </w:r>
+            <w:r>
+              <w:rPr>
                 <w:rFonts w:ascii="맑은 고딕" w:hAnsi="맑은 고딕" w:eastAsia="맑은 고딕"/>
                 <w:sz w:val="20"/>
               </w:rPr>
-              <w:t>`FAILOVER_TYPE` 이 TRANSACTIONAL 이라는 것은 이 세션에 그 유형이 협상되었다는 뜻이다. 실제로 재생이 성공할지는 별개의 문제다.</w:t>
+              <w:t xml:space="preserve"> 이 TRANSACTIONAL 이라는 것은 이 세션에 그 유형이 협상되었다는 뜻이다. 실제로 재생이 성공할지는 별개의 문제다.</w:t>
             </w:r>
           </w:p>
           <w:p>
@@ -5432,10 +6881,17 @@
             </w:pPr>
             <w:r>
               <w:rPr>
+                <w:rFonts w:ascii="Consolas" w:hAnsi="Consolas" w:eastAsia="Consolas" w:cs="Consolas"/>
+                <w:sz w:val="19"/>
+              </w:rPr>
+              <w:t xml:space="preserve">FAILED_OVER</w:t>
+            </w:r>
+            <w:r>
+              <w:rPr>
                 <w:rFonts w:ascii="맑은 고딕" w:hAnsi="맑은 고딕" w:eastAsia="맑은 고딕"/>
                 <w:sz w:val="20"/>
               </w:rPr>
-              <w:t>`FAILED_OVER` 열이 실제 페일오버가 일어났는지를 알려 준다. 평상시에는 NO 이고 재접속이 일어난 뒤에 YES 가 된다. 이 실습의 네 경우 모두 NO 였다. 아무 장애도 만들지 않았기 때문이다.</w:t>
+              <w:t xml:space="preserve"> 열이 실제 페일오버가 일어났는지를 알려 준다. 평상시에는 NO 이고 재접속이 일어난 뒤에 YES 가 된다. 이 실습의 네 경우 모두 NO 였다. 아무 장애도 만들지 않았기 때문이다.</w:t>
             </w:r>
           </w:p>
           <w:p>
@@ -5447,7 +6903,49 @@
                 <w:rFonts w:ascii="맑은 고딕" w:hAnsi="맑은 고딕" w:eastAsia="맑은 고딕"/>
                 <w:sz w:val="20"/>
               </w:rPr>
-              <w:t>그러므로 AC 도입을 검증하려면 세 단계를 밟아야 한다. 서비스 설정을 `srvctl config service` 로 확인하고, 세션 협상을 `V$SESSION` 으로 확인하고, 실제 장애를 만들어 `FAILED_OVER` 가 YES 로 바뀌면서 애플리케이션이 오류를 보지 않는지 확인한다.</w:t>
+              <w:t xml:space="preserve">그러므로 AC 도입을 검증하려면 세 단계를 밟아야 한다. 서비스 설정을 </w:t>
+            </w:r>
+            <w:r>
+              <w:rPr>
+                <w:rFonts w:ascii="Consolas" w:hAnsi="Consolas" w:eastAsia="Consolas" w:cs="Consolas"/>
+                <w:sz w:val="19"/>
+              </w:rPr>
+              <w:t xml:space="preserve">srvctl config service</w:t>
+            </w:r>
+            <w:r>
+              <w:rPr>
+                <w:rFonts w:ascii="맑은 고딕" w:hAnsi="맑은 고딕" w:eastAsia="맑은 고딕"/>
+                <w:sz w:val="20"/>
+              </w:rPr>
+              <w:t xml:space="preserve"> 로 확인하고, 세션 협상을 </w:t>
+            </w:r>
+            <w:r>
+              <w:rPr>
+                <w:rFonts w:ascii="Consolas" w:hAnsi="Consolas" w:eastAsia="Consolas" w:cs="Consolas"/>
+                <w:sz w:val="19"/>
+              </w:rPr>
+              <w:t xml:space="preserve">V$SESSION</w:t>
+            </w:r>
+            <w:r>
+              <w:rPr>
+                <w:rFonts w:ascii="맑은 고딕" w:hAnsi="맑은 고딕" w:eastAsia="맑은 고딕"/>
+                <w:sz w:val="20"/>
+              </w:rPr>
+              <w:t xml:space="preserve"> 으로 확인하고, 실제 장애를 만들어 </w:t>
+            </w:r>
+            <w:r>
+              <w:rPr>
+                <w:rFonts w:ascii="Consolas" w:hAnsi="Consolas" w:eastAsia="Consolas" w:cs="Consolas"/>
+                <w:sz w:val="19"/>
+              </w:rPr>
+              <w:t xml:space="preserve">FAILED_OVER</w:t>
+            </w:r>
+            <w:r>
+              <w:rPr>
+                <w:rFonts w:ascii="맑은 고딕" w:hAnsi="맑은 고딕" w:eastAsia="맑은 고딕"/>
+                <w:sz w:val="20"/>
+              </w:rPr>
+              <w:t xml:space="preserve"> 가 YES 로 바뀌면서 애플리케이션이 오류를 보지 않는지 확인한다.</w:t>
             </w:r>
           </w:p>
           <w:p>
@@ -5500,7 +6998,35 @@
                 <w:rFonts w:ascii="맑은 고딕" w:hAnsi="맑은 고딕" w:eastAsia="맑은 고딕"/>
                 <w:sz w:val="20"/>
               </w:rPr>
-              <w:t>애플리케이션 팀이 무중단을 요구했고 DBA 가 서비스에 `-failovertype TRANSACTION` 과 `-commit_outcome TRUE` 를 넣었다. 설정은 정확하다. 그런데 몇 달 뒤 실제 장애에서 애플리케이션이 오류를 쏟았다.</w:t>
+              <w:t xml:space="preserve">애플리케이션 팀이 무중단을 요구했고 DBA 가 서비스에 </w:t>
+            </w:r>
+            <w:r>
+              <w:rPr>
+                <w:rFonts w:ascii="Consolas" w:hAnsi="Consolas" w:eastAsia="Consolas" w:cs="Consolas"/>
+                <w:sz w:val="19"/>
+              </w:rPr>
+              <w:t xml:space="preserve">-failovertype TRANSACTION</w:t>
+            </w:r>
+            <w:r>
+              <w:rPr>
+                <w:rFonts w:ascii="맑은 고딕" w:hAnsi="맑은 고딕" w:eastAsia="맑은 고딕"/>
+                <w:sz w:val="20"/>
+              </w:rPr>
+              <w:t xml:space="preserve"> 과 </w:t>
+            </w:r>
+            <w:r>
+              <w:rPr>
+                <w:rFonts w:ascii="Consolas" w:hAnsi="Consolas" w:eastAsia="Consolas" w:cs="Consolas"/>
+                <w:sz w:val="19"/>
+              </w:rPr>
+              <w:t xml:space="preserve">-commit_outcome TRUE</w:t>
+            </w:r>
+            <w:r>
+              <w:rPr>
+                <w:rFonts w:ascii="맑은 고딕" w:hAnsi="맑은 고딕" w:eastAsia="맑은 고딕"/>
+                <w:sz w:val="20"/>
+              </w:rPr>
+              <w:t xml:space="preserve"> 를 넣었다. 설정은 정확하다. 그런데 몇 달 뒤 실제 장애에서 애플리케이션이 오류를 쏟았다.</w:t>
             </w:r>
           </w:p>
           <w:p>
@@ -5536,7 +7062,21 @@
                 <w:rFonts w:ascii="맑은 고딕" w:hAnsi="맑은 고딕" w:eastAsia="맑은 고딕"/>
                 <w:sz w:val="20"/>
               </w:rPr>
-              <w:t>둘째, 애플리케이션 코드를 검토하지 않았다. 야간 배치가 `SYSDATE` 로 처리 시각을 계산해 넘기고 있었다면 그 트랜잭션은 재생 대상에서 빠진다.</w:t>
+              <w:t xml:space="preserve">둘째, 애플리케이션 코드를 검토하지 않았다. 야간 배치가 </w:t>
+            </w:r>
+            <w:r>
+              <w:rPr>
+                <w:rFonts w:ascii="Consolas" w:hAnsi="Consolas" w:eastAsia="Consolas" w:cs="Consolas"/>
+                <w:sz w:val="19"/>
+              </w:rPr>
+              <w:t xml:space="preserve">SYSDATE</w:t>
+            </w:r>
+            <w:r>
+              <w:rPr>
+                <w:rFonts w:ascii="맑은 고딕" w:hAnsi="맑은 고딕" w:eastAsia="맑은 고딕"/>
+                <w:sz w:val="20"/>
+              </w:rPr>
+              <w:t xml:space="preserve"> 로 처리 시각을 계산해 넘기고 있었다면 그 트랜잭션은 재생 대상에서 빠진다.</w:t>
             </w:r>
           </w:p>
           <w:p>
@@ -5548,7 +7088,21 @@
                 <w:rFonts w:ascii="맑은 고딕" w:hAnsi="맑은 고딕" w:eastAsia="맑은 고딕"/>
                 <w:sz w:val="20"/>
               </w:rPr>
-              <w:t>셋째, 실제 장애로 검증하지 않았다. 설정을 넣은 날 `srvctl config service` 출력을 캡처해 보고서에 붙인 것이 전부였다.</w:t>
+              <w:t xml:space="preserve">셋째, 실제 장애로 검증하지 않았다. 설정을 넣은 날 </w:t>
+            </w:r>
+            <w:r>
+              <w:rPr>
+                <w:rFonts w:ascii="Consolas" w:hAnsi="Consolas" w:eastAsia="Consolas" w:cs="Consolas"/>
+                <w:sz w:val="19"/>
+              </w:rPr>
+              <w:t xml:space="preserve">srvctl config service</w:t>
+            </w:r>
+            <w:r>
+              <w:rPr>
+                <w:rFonts w:ascii="맑은 고딕" w:hAnsi="맑은 고딕" w:eastAsia="맑은 고딕"/>
+                <w:sz w:val="20"/>
+              </w:rPr>
+              <w:t xml:space="preserve"> 출력을 캡처해 보고서에 붙인 것이 전부였다.</w:t>
             </w:r>
           </w:p>
           <w:p>
@@ -5560,7 +7114,49 @@
                 <w:rFonts w:ascii="맑은 고딕" w:hAnsi="맑은 고딕" w:eastAsia="맑은 고딕"/>
                 <w:sz w:val="20"/>
               </w:rPr>
-              <w:t>검증 계획이 있었다면 어땠을까. 스테이징에서 `kill -9` 로 인스턴스를 죽이고 애플리케이션 로그를 본다. `V$SESSION` 의 `FAILED_OVER` 가 YES 로 바뀌는지 보고, 그 시각에 애플리케이션이 예외를 던졌는지 확인한다. 한나절이면 끝나는 일이다.</w:t>
+              <w:t xml:space="preserve">검증 계획이 있었다면 어땠을까. 스테이징에서 </w:t>
+            </w:r>
+            <w:r>
+              <w:rPr>
+                <w:rFonts w:ascii="Consolas" w:hAnsi="Consolas" w:eastAsia="Consolas" w:cs="Consolas"/>
+                <w:sz w:val="19"/>
+              </w:rPr>
+              <w:t xml:space="preserve">kill -9</w:t>
+            </w:r>
+            <w:r>
+              <w:rPr>
+                <w:rFonts w:ascii="맑은 고딕" w:hAnsi="맑은 고딕" w:eastAsia="맑은 고딕"/>
+                <w:sz w:val="20"/>
+              </w:rPr>
+              <w:t xml:space="preserve"> 로 인스턴스를 죽이고 애플리케이션 로그를 본다. </w:t>
+            </w:r>
+            <w:r>
+              <w:rPr>
+                <w:rFonts w:ascii="Consolas" w:hAnsi="Consolas" w:eastAsia="Consolas" w:cs="Consolas"/>
+                <w:sz w:val="19"/>
+              </w:rPr>
+              <w:t xml:space="preserve">V$SESSION</w:t>
+            </w:r>
+            <w:r>
+              <w:rPr>
+                <w:rFonts w:ascii="맑은 고딕" w:hAnsi="맑은 고딕" w:eastAsia="맑은 고딕"/>
+                <w:sz w:val="20"/>
+              </w:rPr>
+              <w:t xml:space="preserve"> 의 </w:t>
+            </w:r>
+            <w:r>
+              <w:rPr>
+                <w:rFonts w:ascii="Consolas" w:hAnsi="Consolas" w:eastAsia="Consolas" w:cs="Consolas"/>
+                <w:sz w:val="19"/>
+              </w:rPr>
+              <w:t xml:space="preserve">FAILED_OVER</w:t>
+            </w:r>
+            <w:r>
+              <w:rPr>
+                <w:rFonts w:ascii="맑은 고딕" w:hAnsi="맑은 고딕" w:eastAsia="맑은 고딕"/>
+                <w:sz w:val="20"/>
+              </w:rPr>
+              <w:t xml:space="preserve"> 가 YES 로 바뀌는지 보고, 그 시각에 애플리케이션이 예외를 던졌는지 확인한다. 한나절이면 끝나는 일이다.</w:t>
             </w:r>
           </w:p>
           <w:p>
@@ -5611,7 +7207,35 @@
           <w:rFonts w:ascii="맑은 고딕" w:hAnsi="맑은 고딕" w:eastAsia="맑은 고딕"/>
           <w:sz w:val="21"/>
         </w:rPr>
-        <w:t>하나, 서비스에 `-failovertype TRANSACTION` 과 `-commit_outcome TRUE` 가 있어야 한다. PRCD-1259 로 확인한 그 조합이다.</w:t>
+        <w:t xml:space="preserve">하나, 서비스에 </w:t>
+      </w:r>
+      <w:r>
+        <w:rPr>
+          <w:rFonts w:ascii="Consolas" w:hAnsi="Consolas" w:eastAsia="Consolas" w:cs="Consolas"/>
+          <w:sz w:val="20"/>
+        </w:rPr>
+        <w:t xml:space="preserve">-failovertype TRANSACTION</w:t>
+      </w:r>
+      <w:r>
+        <w:rPr>
+          <w:rFonts w:ascii="맑은 고딕" w:hAnsi="맑은 고딕" w:eastAsia="맑은 고딕"/>
+          <w:sz w:val="21"/>
+        </w:rPr>
+        <w:t xml:space="preserve"> 과 </w:t>
+      </w:r>
+      <w:r>
+        <w:rPr>
+          <w:rFonts w:ascii="Consolas" w:hAnsi="Consolas" w:eastAsia="Consolas" w:cs="Consolas"/>
+          <w:sz w:val="20"/>
+        </w:rPr>
+        <w:t xml:space="preserve">-commit_outcome TRUE</w:t>
+      </w:r>
+      <w:r>
+        <w:rPr>
+          <w:rFonts w:ascii="맑은 고딕" w:hAnsi="맑은 고딕" w:eastAsia="맑은 고딕"/>
+          <w:sz w:val="21"/>
+        </w:rPr>
+        <w:t xml:space="preserve"> 가 있어야 한다. PRCD-1259 로 확인한 그 조합이다.</w:t>
       </w:r>
     </w:p>
     <w:p>
@@ -5620,7 +7244,21 @@
           <w:rFonts w:ascii="맑은 고딕" w:hAnsi="맑은 고딕" w:eastAsia="맑은 고딕"/>
           <w:sz w:val="21"/>
         </w:rPr>
-        <w:t>둘, 끊어진 뒤 `-replay_init_time` 안에 재접속해야 한다. 이 실습에서는 600 초로 두었다. 이 시간을 넘기면 재생하지 않는다. 너무 오래 지난 뒤에 재실행하는 것이 위험하기 때문이다.</w:t>
+        <w:t xml:space="preserve">둘, 끊어진 뒤 </w:t>
+      </w:r>
+      <w:r>
+        <w:rPr>
+          <w:rFonts w:ascii="Consolas" w:hAnsi="Consolas" w:eastAsia="Consolas" w:cs="Consolas"/>
+          <w:sz w:val="20"/>
+        </w:rPr>
+        <w:t xml:space="preserve">-replay_init_time</w:t>
+      </w:r>
+      <w:r>
+        <w:rPr>
+          <w:rFonts w:ascii="맑은 고딕" w:hAnsi="맑은 고딕" w:eastAsia="맑은 고딕"/>
+          <w:sz w:val="21"/>
+        </w:rPr>
+        <w:t xml:space="preserve"> 안에 재접속해야 한다. 이 실습에서는 600 초로 두었다. 이 시간을 넘기면 재생하지 않는다. 너무 오래 지난 뒤에 재실행하는 것이 위험하기 때문이다.</w:t>
       </w:r>
     </w:p>
     <w:p>
@@ -5656,7 +7294,21 @@
           <w:rFonts w:ascii="맑은 고딕" w:hAnsi="맑은 고딕" w:eastAsia="맑은 고딕"/>
           <w:sz w:val="21"/>
         </w:rPr>
-        <w:t>세션 상태가 재생 중에 달라진 경우다. `-session_state` 가 DYNAMIC 이면 오라클이 상태 변화를 추적해 판정하고, STATIC 이면 변하지 않는다고 전제한다. 확신이 없을 때 STATIC 을 쓰면 잘못된 재생이 일어날 수 있다.</w:t>
+        <w:t xml:space="preserve">세션 상태가 재생 중에 달라진 경우다. </w:t>
+      </w:r>
+      <w:r>
+        <w:rPr>
+          <w:rFonts w:ascii="Consolas" w:hAnsi="Consolas" w:eastAsia="Consolas" w:cs="Consolas"/>
+          <w:sz w:val="20"/>
+        </w:rPr>
+        <w:t xml:space="preserve">-session_state</w:t>
+      </w:r>
+      <w:r>
+        <w:rPr>
+          <w:rFonts w:ascii="맑은 고딕" w:hAnsi="맑은 고딕" w:eastAsia="맑은 고딕"/>
+          <w:sz w:val="21"/>
+        </w:rPr>
+        <w:t xml:space="preserve"> 가 DYNAMIC 이면 오라클이 상태 변화를 추적해 판정하고, STATIC 이면 변하지 않는다고 전제한다. 확신이 없을 때 STATIC 을 쓰면 잘못된 재생이 일어날 수 있다.</w:t>
       </w:r>
     </w:p>
     <w:p>
@@ -5665,7 +7317,49 @@
           <w:rFonts w:ascii="맑은 고딕" w:hAnsi="맑은 고딕" w:eastAsia="맑은 고딕"/>
           <w:sz w:val="21"/>
         </w:rPr>
-        <w:t>결정적이지 않은 함수를 쓴 경우다. `SYSDATE`, `SYSTIMESTAMP`, `SYS_GUID` 같은 것이 대표적이다. 재생 시점이 다르므로 값이 달라진다. 이런 함수를 쓰는 문장은 재생 대상에서 제외되거나 재생 전체가 취소될 수 있다.</w:t>
+        <w:t xml:space="preserve">결정적이지 않은 함수를 쓴 경우다. </w:t>
+      </w:r>
+      <w:r>
+        <w:rPr>
+          <w:rFonts w:ascii="Consolas" w:hAnsi="Consolas" w:eastAsia="Consolas" w:cs="Consolas"/>
+          <w:sz w:val="20"/>
+        </w:rPr>
+        <w:t xml:space="preserve">SYSDATE</w:t>
+      </w:r>
+      <w:r>
+        <w:rPr>
+          <w:rFonts w:ascii="맑은 고딕" w:hAnsi="맑은 고딕" w:eastAsia="맑은 고딕"/>
+          <w:sz w:val="21"/>
+        </w:rPr>
+        <w:t xml:space="preserve">, </w:t>
+      </w:r>
+      <w:r>
+        <w:rPr>
+          <w:rFonts w:ascii="Consolas" w:hAnsi="Consolas" w:eastAsia="Consolas" w:cs="Consolas"/>
+          <w:sz w:val="20"/>
+        </w:rPr>
+        <w:t xml:space="preserve">SYSTIMESTAMP</w:t>
+      </w:r>
+      <w:r>
+        <w:rPr>
+          <w:rFonts w:ascii="맑은 고딕" w:hAnsi="맑은 고딕" w:eastAsia="맑은 고딕"/>
+          <w:sz w:val="21"/>
+        </w:rPr>
+        <w:t xml:space="preserve">, </w:t>
+      </w:r>
+      <w:r>
+        <w:rPr>
+          <w:rFonts w:ascii="Consolas" w:hAnsi="Consolas" w:eastAsia="Consolas" w:cs="Consolas"/>
+          <w:sz w:val="20"/>
+        </w:rPr>
+        <w:t xml:space="preserve">SYS_GUID</w:t>
+      </w:r>
+      <w:r>
+        <w:rPr>
+          <w:rFonts w:ascii="맑은 고딕" w:hAnsi="맑은 고딕" w:eastAsia="맑은 고딕"/>
+          <w:sz w:val="21"/>
+        </w:rPr>
+        <w:t xml:space="preserve"> 같은 것이 대표적이다. 재생 시점이 다르므로 값이 달라진다. 이런 함수를 쓰는 문장은 재생 대상에서 제외되거나 재생 전체가 취소될 수 있다.</w:t>
       </w:r>
     </w:p>
     <w:p>
@@ -5674,7 +7368,35 @@
           <w:rFonts w:ascii="맑은 고딕" w:hAnsi="맑은 고딕" w:eastAsia="맑은 고딕"/>
           <w:sz w:val="21"/>
         </w:rPr>
-        <w:t>데이터베이스 밖으로 나가는 부수 효과가 있는 경우다. `UTL_HTTP` 로 외부를 호출하거나 `UTL_FILE` 로 파일을 쓰는 프로시저는 재생하면 두 번 일어난다.</w:t>
+        <w:t xml:space="preserve">데이터베이스 밖으로 나가는 부수 효과가 있는 경우다. </w:t>
+      </w:r>
+      <w:r>
+        <w:rPr>
+          <w:rFonts w:ascii="Consolas" w:hAnsi="Consolas" w:eastAsia="Consolas" w:cs="Consolas"/>
+          <w:sz w:val="20"/>
+        </w:rPr>
+        <w:t xml:space="preserve">UTL_HTTP</w:t>
+      </w:r>
+      <w:r>
+        <w:rPr>
+          <w:rFonts w:ascii="맑은 고딕" w:hAnsi="맑은 고딕" w:eastAsia="맑은 고딕"/>
+          <w:sz w:val="21"/>
+        </w:rPr>
+        <w:t xml:space="preserve"> 로 외부를 호출하거나 </w:t>
+      </w:r>
+      <w:r>
+        <w:rPr>
+          <w:rFonts w:ascii="Consolas" w:hAnsi="Consolas" w:eastAsia="Consolas" w:cs="Consolas"/>
+          <w:sz w:val="20"/>
+        </w:rPr>
+        <w:t xml:space="preserve">UTL_FILE</w:t>
+      </w:r>
+      <w:r>
+        <w:rPr>
+          <w:rFonts w:ascii="맑은 고딕" w:hAnsi="맑은 고딕" w:eastAsia="맑은 고딕"/>
+          <w:sz w:val="21"/>
+        </w:rPr>
+        <w:t xml:space="preserve"> 로 파일을 쓰는 프로시저는 재생하면 두 번 일어난다.</w:t>
       </w:r>
     </w:p>
     <w:tbl>
@@ -5723,7 +7445,21 @@
                 <w:rFonts w:ascii="맑은 고딕" w:hAnsi="맑은 고딕" w:eastAsia="맑은 고딕"/>
                 <w:sz w:val="20"/>
               </w:rPr>
-              <w:t>첫째, 결정적이지 않은 함수를 쓰는 곳을 찾는다. `SYSDATE` 를 컬럼 기본값으로 쓰는 것은 문제가 없지만 애플리케이션이 값을 계산해 넘기는 방식이라면 검토가 필요하다.</w:t>
+              <w:t xml:space="preserve">첫째, 결정적이지 않은 함수를 쓰는 곳을 찾는다. </w:t>
+            </w:r>
+            <w:r>
+              <w:rPr>
+                <w:rFonts w:ascii="Consolas" w:hAnsi="Consolas" w:eastAsia="Consolas" w:cs="Consolas"/>
+                <w:sz w:val="19"/>
+              </w:rPr>
+              <w:t xml:space="preserve">SYSDATE</w:t>
+            </w:r>
+            <w:r>
+              <w:rPr>
+                <w:rFonts w:ascii="맑은 고딕" w:hAnsi="맑은 고딕" w:eastAsia="맑은 고딕"/>
+                <w:sz w:val="20"/>
+              </w:rPr>
+              <w:t xml:space="preserve"> 를 컬럼 기본값으로 쓰는 것은 문제가 없지만 애플리케이션이 값을 계산해 넘기는 방식이라면 검토가 필요하다.</w:t>
             </w:r>
           </w:p>
           <w:p>
@@ -5747,7 +7483,35 @@
                 <w:rFonts w:ascii="맑은 고딕" w:hAnsi="맑은 고딕" w:eastAsia="맑은 고딕"/>
                 <w:sz w:val="20"/>
               </w:rPr>
-              <w:t>셋째, 세션 설정을 어디서 하는지 확인한다. 커넥션 풀에서 접속을 빌릴 때마다 `ALTER SESSION` 을 하는 구조라면 `-failover_restore LEVEL1` 이 그것을 복원해 주는지 확인해야 한다.</w:t>
+              <w:t xml:space="preserve">셋째, 세션 설정을 어디서 하는지 확인한다. 커넥션 풀에서 접속을 빌릴 때마다 </w:t>
+            </w:r>
+            <w:r>
+              <w:rPr>
+                <w:rFonts w:ascii="Consolas" w:hAnsi="Consolas" w:eastAsia="Consolas" w:cs="Consolas"/>
+                <w:sz w:val="19"/>
+              </w:rPr>
+              <w:t xml:space="preserve">ALTER SESSION</w:t>
+            </w:r>
+            <w:r>
+              <w:rPr>
+                <w:rFonts w:ascii="맑은 고딕" w:hAnsi="맑은 고딕" w:eastAsia="맑은 고딕"/>
+                <w:sz w:val="20"/>
+              </w:rPr>
+              <w:t xml:space="preserve"> 을 하는 구조라면 </w:t>
+            </w:r>
+            <w:r>
+              <w:rPr>
+                <w:rFonts w:ascii="Consolas" w:hAnsi="Consolas" w:eastAsia="Consolas" w:cs="Consolas"/>
+                <w:sz w:val="19"/>
+              </w:rPr>
+              <w:t xml:space="preserve">-failover_restore LEVEL1</w:t>
+            </w:r>
+            <w:r>
+              <w:rPr>
+                <w:rFonts w:ascii="맑은 고딕" w:hAnsi="맑은 고딕" w:eastAsia="맑은 고딕"/>
+                <w:sz w:val="20"/>
+              </w:rPr>
+              <w:t xml:space="preserve"> 이 그것을 복원해 주는지 확인해야 한다.</w:t>
             </w:r>
           </w:p>
           <w:p>
@@ -5771,7 +7535,21 @@
                 <w:rFonts w:ascii="맑은 고딕" w:hAnsi="맑은 고딕" w:eastAsia="맑은 고딕"/>
                 <w:sz w:val="20"/>
               </w:rPr>
-              <w:t>다섯째, 실제로 장애를 만들어 검증한다. 15장에서 `kill -9` 로 만든 것과 같은 상황을 스테이징 환경에서 재현하고 애플리케이션 로그에 오류가 남는지 본다. 설정만 하고 검증하지 않으면 정작 필요할 때 동작하지 않는다.</w:t>
+              <w:t xml:space="preserve">다섯째, 실제로 장애를 만들어 검증한다. 15장에서 </w:t>
+            </w:r>
+            <w:r>
+              <w:rPr>
+                <w:rFonts w:ascii="Consolas" w:hAnsi="Consolas" w:eastAsia="Consolas" w:cs="Consolas"/>
+                <w:sz w:val="19"/>
+              </w:rPr>
+              <w:t xml:space="preserve">kill -9</w:t>
+            </w:r>
+            <w:r>
+              <w:rPr>
+                <w:rFonts w:ascii="맑은 고딕" w:hAnsi="맑은 고딕" w:eastAsia="맑은 고딕"/>
+                <w:sz w:val="20"/>
+              </w:rPr>
+              <w:t xml:space="preserve"> 로 만든 것과 같은 상황을 스테이징 환경에서 재현하고 애플리케이션 로그에 오류가 남는지 본다. 설정만 하고 검증하지 않으면 정작 필요할 때 동작하지 않는다.</w:t>
             </w:r>
           </w:p>
         </w:tc>
@@ -6026,10 +7804,17 @@
     <w:p>
       <w:r>
         <w:rPr>
+          <w:rFonts w:ascii="Consolas" w:hAnsi="Consolas" w:eastAsia="Consolas" w:cs="Consolas"/>
+          <w:sz w:val="20"/>
+        </w:rPr>
+        <w:t xml:space="preserve">tnsnames.ora</w:t>
+      </w:r>
+      <w:r>
+        <w:rPr>
           <w:rFonts w:ascii="맑은 고딕" w:hAnsi="맑은 고딕" w:eastAsia="맑은 고딕"/>
           <w:sz w:val="21"/>
         </w:rPr>
-        <w:t>`tnsnames.ora` 도 되돌린다. 실습을 위해 항목을 추가했으므로 원본 크기와 같은지 확인한다.</w:t>
+        <w:t xml:space="preserve"> 도 되돌린다. 실습을 위해 항목을 추가했으므로 원본 크기와 같은지 확인한다.</w:t>
       </w:r>
     </w:p>
     <w:p>
@@ -6038,7 +7823,21 @@
           <w:rFonts w:ascii="맑은 고딕" w:hAnsi="맑은 고딕" w:eastAsia="맑은 고딕"/>
           <w:sz w:val="21"/>
         </w:rPr>
-        <w:t>설정 파일을 고칠 때는 먼저 `cp -p` 로 백업하고 끝나면 되돌리는 습관을 들인다. 14장에서 사용자 자원 파일을 지웠던 것과 같은 원칙이다.</w:t>
+        <w:t xml:space="preserve">설정 파일을 고칠 때는 먼저 </w:t>
+      </w:r>
+      <w:r>
+        <w:rPr>
+          <w:rFonts w:ascii="Consolas" w:hAnsi="Consolas" w:eastAsia="Consolas" w:cs="Consolas"/>
+          <w:sz w:val="20"/>
+        </w:rPr>
+        <w:t xml:space="preserve">cp -p</w:t>
+      </w:r>
+      <w:r>
+        <w:rPr>
+          <w:rFonts w:ascii="맑은 고딕" w:hAnsi="맑은 고딕" w:eastAsia="맑은 고딕"/>
+          <w:sz w:val="21"/>
+        </w:rPr>
+        <w:t xml:space="preserve"> 로 백업하고 끝나면 되돌리는 습관을 들인다. 14장에서 사용자 자원 파일을 지웠던 것과 같은 원칙이다.</w:t>
       </w:r>
     </w:p>
     <w:tbl>
@@ -6536,7 +8335,21 @@
           <w:rFonts w:ascii="맑은 고딕" w:hAnsi="맑은 고딕" w:eastAsia="맑은 고딕"/>
           <w:sz w:val="21"/>
         </w:rPr>
-        <w:t>마지막 줄이 자주 빠진다. `-notification TRUE` 를 지정하지 않으면 OCI 클라이언트가 FAN 이벤트를 받지 못한다. 기본값이 FALSE 이기 때문이다.</w:t>
+        <w:t xml:space="preserve">마지막 줄이 자주 빠진다. </w:t>
+      </w:r>
+      <w:r>
+        <w:rPr>
+          <w:rFonts w:ascii="Consolas" w:hAnsi="Consolas" w:eastAsia="Consolas" w:cs="Consolas"/>
+          <w:sz w:val="20"/>
+        </w:rPr>
+        <w:t xml:space="preserve">-notification TRUE</w:t>
+      </w:r>
+      <w:r>
+        <w:rPr>
+          <w:rFonts w:ascii="맑은 고딕" w:hAnsi="맑은 고딕" w:eastAsia="맑은 고딕"/>
+          <w:sz w:val="21"/>
+        </w:rPr>
+        <w:t xml:space="preserve"> 를 지정하지 않으면 OCI 클라이언트가 FAN 이벤트를 받지 못한다. 기본값이 FALSE 이기 때문이다.</w:t>
       </w:r>
     </w:p>
     <w:p>
@@ -6845,7 +8658,21 @@
           <w:rFonts w:ascii="맑은 고딕" w:hAnsi="맑은 고딕" w:eastAsia="맑은 고딕"/>
           <w:sz w:val="21"/>
         </w:rPr>
-        <w:t>두 번째 항목이 이 장 특유의 것이다. ONS 데몬이 살아 있어도 상대를 못 잡고 있으면 FAN 이 전달되지 않는다. `ping` 만으로는 부족하다.</w:t>
+        <w:t xml:space="preserve">두 번째 항목이 이 장 특유의 것이다. ONS 데몬이 살아 있어도 상대를 못 잡고 있으면 FAN 이 전달되지 않는다. </w:t>
+      </w:r>
+      <w:r>
+        <w:rPr>
+          <w:rFonts w:ascii="Consolas" w:hAnsi="Consolas" w:eastAsia="Consolas" w:cs="Consolas"/>
+          <w:sz w:val="20"/>
+        </w:rPr>
+        <w:t xml:space="preserve">ping</w:t>
+      </w:r>
+      <w:r>
+        <w:rPr>
+          <w:rFonts w:ascii="맑은 고딕" w:hAnsi="맑은 고딕" w:eastAsia="맑은 고딕"/>
+          <w:sz w:val="21"/>
+        </w:rPr>
+        <w:t xml:space="preserve"> 만으로는 부족하다.</w:t>
       </w:r>
     </w:p>
     <w:p>
@@ -6904,37 +8731,135 @@
     <w:p>
       <w:r>
         <w:rPr>
+          <w:rFonts w:ascii="Consolas" w:hAnsi="Consolas" w:eastAsia="Consolas" w:cs="Consolas"/>
+          <w:sz w:val="20"/>
+        </w:rPr>
+        <w:t xml:space="preserve">onsctl ping</w:t>
+      </w:r>
+      <w:r>
+        <w:rPr>
           <w:rFonts w:ascii="맑은 고딕" w:hAnsi="맑은 고딕" w:eastAsia="맑은 고딕"/>
           <w:sz w:val="21"/>
         </w:rPr>
-        <w:t>`onsctl ping` 으로 데몬 생존을, `onsctl debug` 의 Servers 절로 상대 노드를 잡고 있는지 확인한다. rac2 에서 실행했을 때 172.16.225.101:6200 이 나왔고 DEFER 가 0 이었다.</w:t>
+        <w:t xml:space="preserve"> 으로 데몬 생존을, </w:t>
+      </w:r>
+      <w:r>
+        <w:rPr>
+          <w:rFonts w:ascii="Consolas" w:hAnsi="Consolas" w:eastAsia="Consolas" w:cs="Consolas"/>
+          <w:sz w:val="20"/>
+        </w:rPr>
+        <w:t xml:space="preserve">onsctl debug</w:t>
+      </w:r>
+      <w:r>
+        <w:rPr>
+          <w:rFonts w:ascii="맑은 고딕" w:hAnsi="맑은 고딕" w:eastAsia="맑은 고딕"/>
+          <w:sz w:val="21"/>
+        </w:rPr>
+        <w:t xml:space="preserve"> 의 Servers 절로 상대 노드를 잡고 있는지 확인한다. rac2 에서 실행했을 때 172.16.225.101:6200 이 나왔고 DEFER 가 0 이었다.</w:t>
       </w:r>
     </w:p>
     <w:p>
       <w:r>
         <w:rPr>
+          <w:rFonts w:ascii="Consolas" w:hAnsi="Consolas" w:eastAsia="Consolas" w:cs="Consolas"/>
+          <w:sz w:val="20"/>
+        </w:rPr>
+        <w:t xml:space="preserve">ons.config</w:t>
+      </w:r>
+      <w:r>
+        <w:rPr>
           <w:rFonts w:ascii="맑은 고딕" w:hAnsi="맑은 고딕" w:eastAsia="맑은 고딕"/>
           <w:sz w:val="21"/>
         </w:rPr>
-        <w:t>`ons.config` 에는 `# line added by Agent` 주석이 붙어 있다. CRS 에이전트가 만든 파일이므로 직접 고치지 않고 `srvctl modify nodeapps` 를 쓴다.</w:t>
+        <w:t xml:space="preserve"> 에는 </w:t>
+      </w:r>
+      <w:r>
+        <w:rPr>
+          <w:rFonts w:ascii="Consolas" w:hAnsi="Consolas" w:eastAsia="Consolas" w:cs="Consolas"/>
+          <w:sz w:val="20"/>
+        </w:rPr>
+        <w:t xml:space="preserve"># line added by Agent</w:t>
+      </w:r>
+      <w:r>
+        <w:rPr>
+          <w:rFonts w:ascii="맑은 고딕" w:hAnsi="맑은 고딕" w:eastAsia="맑은 고딕"/>
+          <w:sz w:val="21"/>
+        </w:rPr>
+        <w:t xml:space="preserve"> 주석이 붙어 있다. CRS 에이전트가 만든 파일이므로 직접 고치지 않고 </w:t>
+      </w:r>
+      <w:r>
+        <w:rPr>
+          <w:rFonts w:ascii="Consolas" w:hAnsi="Consolas" w:eastAsia="Consolas" w:cs="Consolas"/>
+          <w:sz w:val="20"/>
+        </w:rPr>
+        <w:t xml:space="preserve">srvctl modify nodeapps</w:t>
+      </w:r>
+      <w:r>
+        <w:rPr>
+          <w:rFonts w:ascii="맑은 고딕" w:hAnsi="맑은 고딕" w:eastAsia="맑은 고딕"/>
+          <w:sz w:val="21"/>
+        </w:rPr>
+        <w:t xml:space="preserve"> 를 쓴다.</w:t>
       </w:r>
     </w:p>
     <w:p>
       <w:r>
         <w:rPr>
+          <w:rFonts w:ascii="Consolas" w:hAnsi="Consolas" w:eastAsia="Consolas" w:cs="Consolas"/>
+          <w:sz w:val="20"/>
+        </w:rPr>
+        <w:t xml:space="preserve">clbgoal</w:t>
+      </w:r>
+      <w:r>
+        <w:rPr>
           <w:rFonts w:ascii="맑은 고딕" w:hAnsi="맑은 고딕" w:eastAsia="맑은 고딕"/>
           <w:sz w:val="21"/>
         </w:rPr>
-        <w:t>`clbgoal` 과 `rlbgoal` 은 작동 시점이 다르다. 앞은 접속을 맺는 순간, 뒤는 이미 열린 접속 중 하나를 고를 때다. 뒤는 커넥션 풀이 있어야 관찰된다.</w:t>
+        <w:t xml:space="preserve"> 과 </w:t>
+      </w:r>
+      <w:r>
+        <w:rPr>
+          <w:rFonts w:ascii="Consolas" w:hAnsi="Consolas" w:eastAsia="Consolas" w:cs="Consolas"/>
+          <w:sz w:val="20"/>
+        </w:rPr>
+        <w:t xml:space="preserve">rlbgoal</w:t>
+      </w:r>
+      <w:r>
+        <w:rPr>
+          <w:rFonts w:ascii="맑은 고딕" w:hAnsi="맑은 고딕" w:eastAsia="맑은 고딕"/>
+          <w:sz w:val="21"/>
+        </w:rPr>
+        <w:t xml:space="preserve"> 은 작동 시점이 다르다. 앞은 접속을 맺는 순간, 뒤는 이미 열린 접속 중 하나를 고를 때다. 뒤는 커넥션 풀이 있어야 관찰된다.</w:t>
       </w:r>
     </w:p>
     <w:p>
       <w:r>
         <w:rPr>
+          <w:rFonts w:ascii="Consolas" w:hAnsi="Consolas" w:eastAsia="Consolas" w:cs="Consolas"/>
+          <w:sz w:val="20"/>
+        </w:rPr>
+        <w:t xml:space="preserve">rlbgoal</w:t>
+      </w:r>
+      <w:r>
+        <w:rPr>
           <w:rFonts w:ascii="맑은 고딕" w:hAnsi="맑은 고딕" w:eastAsia="맑은 고딕"/>
           <w:sz w:val="21"/>
         </w:rPr>
-        <w:t>`rlbgoal` 을 켜면 `V$SERVICEMETRIC` 의 GOODNESS 가 계산된다. 실측에서 SERVICE_TIME 을 지정한 서비스만 GOODNESS 100, DELTA 100 이었고 나머지는 0 과 1 이었다. 0 은 나쁘다는 뜻이 아니라 계산하지 않는다는 뜻이다.</w:t>
+        <w:t xml:space="preserve"> 을 켜면 </w:t>
+      </w:r>
+      <w:r>
+        <w:rPr>
+          <w:rFonts w:ascii="Consolas" w:hAnsi="Consolas" w:eastAsia="Consolas" w:cs="Consolas"/>
+          <w:sz w:val="20"/>
+        </w:rPr>
+        <w:t xml:space="preserve">V$SERVICEMETRIC</w:t>
+      </w:r>
+      <w:r>
+        <w:rPr>
+          <w:rFonts w:ascii="맑은 고딕" w:hAnsi="맑은 고딕" w:eastAsia="맑은 고딕"/>
+          <w:sz w:val="21"/>
+        </w:rPr>
+        <w:t xml:space="preserve"> 의 GOODNESS 가 계산된다. 실측에서 SERVICE_TIME 을 지정한 서비스만 GOODNESS 100, DELTA 100 이었고 나머지는 0 과 1 이었다. 0 은 나쁘다는 뜻이 아니라 계산하지 않는다는 뜻이다.</w:t>
       </w:r>
     </w:p>
     <w:p>
@@ -6943,16 +8868,37 @@
           <w:rFonts w:ascii="맑은 고딕" w:hAnsi="맑은 고딕" w:eastAsia="맑은 고딕"/>
           <w:sz w:val="21"/>
         </w:rPr>
-        <w:t>CPUPERCALL 과 DBTIMEPERCALL 은 `rlbgoal` 과 무관하게 항상 채워진다. 권고를 만들지 않을 뿐 측정은 하고 있으므로 부하 비교에 쓸 수 있다.</w:t>
+        <w:t xml:space="preserve">CPUPERCALL 과 DBTIMEPERCALL 은 </w:t>
+      </w:r>
+      <w:r>
+        <w:rPr>
+          <w:rFonts w:ascii="Consolas" w:hAnsi="Consolas" w:eastAsia="Consolas" w:cs="Consolas"/>
+          <w:sz w:val="20"/>
+        </w:rPr>
+        <w:t xml:space="preserve">rlbgoal</w:t>
+      </w:r>
+      <w:r>
+        <w:rPr>
+          <w:rFonts w:ascii="맑은 고딕" w:hAnsi="맑은 고딕" w:eastAsia="맑은 고딕"/>
+          <w:sz w:val="21"/>
+        </w:rPr>
+        <w:t xml:space="preserve"> 과 무관하게 항상 채워진다. 권고를 만들지 않을 뿐 측정은 하고 있으므로 부하 비교에 쓸 수 있다.</w:t>
       </w:r>
     </w:p>
     <w:p>
       <w:r>
         <w:rPr>
+          <w:rFonts w:ascii="Consolas" w:hAnsi="Consolas" w:eastAsia="Consolas" w:cs="Consolas"/>
+          <w:sz w:val="20"/>
+        </w:rPr>
+        <w:t xml:space="preserve">V$SERVICEMETRIC</w:t>
+      </w:r>
+      <w:r>
+        <w:rPr>
           <w:rFonts w:ascii="맑은 고딕" w:hAnsi="맑은 고딕" w:eastAsia="맑은 고딕"/>
           <w:sz w:val="21"/>
         </w:rPr>
-        <w:t>`V$SERVICEMETRIC` 에는 두 종류의 집계가 섞여 있다. GROUP_ID 6 은 약 60 초, GROUP_ID 10 은 5.12 초 구간이다. 조회할 때 걸러야 한다.</w:t>
+        <w:t xml:space="preserve"> 에는 두 종류의 집계가 섞여 있다. GROUP_ID 6 은 약 60 초, GROUP_ID 10 은 5.12 초 구간이다. 조회할 때 걸러야 한다.</w:t>
       </w:r>
     </w:p>
     <w:p>
@@ -6970,7 +8916,21 @@
           <w:rFonts w:ascii="맑은 고딕" w:hAnsi="맑은 고딕" w:eastAsia="맑은 고딕"/>
           <w:sz w:val="21"/>
         </w:rPr>
-        <w:t>다만 분산 비율만으로 `clbgoal` 설정의 효과를 판정하면 안 된다. 15장에서 확인했듯 부하 기반이라 시점에 따라 크게 달라지고, 앞 측정이 남긴 세션이 뒤 측정을 왜곡한다.</w:t>
+        <w:t xml:space="preserve">다만 분산 비율만으로 </w:t>
+      </w:r>
+      <w:r>
+        <w:rPr>
+          <w:rFonts w:ascii="Consolas" w:hAnsi="Consolas" w:eastAsia="Consolas" w:cs="Consolas"/>
+          <w:sz w:val="20"/>
+        </w:rPr>
+        <w:t xml:space="preserve">clbgoal</w:t>
+      </w:r>
+      <w:r>
+        <w:rPr>
+          <w:rFonts w:ascii="맑은 고딕" w:hAnsi="맑은 고딕" w:eastAsia="맑은 고딕"/>
+          <w:sz w:val="21"/>
+        </w:rPr>
+        <w:t xml:space="preserve"> 설정의 효과를 판정하면 안 된다. 15장에서 확인했듯 부하 기반이라 시점에 따라 크게 달라지고, 앞 측정이 남긴 세션이 뒤 측정을 왜곡한다.</w:t>
       </w:r>
     </w:p>
     <w:p>
@@ -6979,16 +8939,51 @@
           <w:rFonts w:ascii="맑은 고딕" w:hAnsi="맑은 고딕" w:eastAsia="맑은 고딕"/>
           <w:sz w:val="21"/>
         </w:rPr>
-        <w:t>Application Continuity 는 두 가지를 한다. `commit_outcome` 으로 트랜잭션 결과를 확실히 알려 주고, 재생으로 끊어진 작업을 다시 실행한다.</w:t>
+        <w:t xml:space="preserve">Application Continuity 는 두 가지를 한다. </w:t>
+      </w:r>
+      <w:r>
+        <w:rPr>
+          <w:rFonts w:ascii="Consolas" w:hAnsi="Consolas" w:eastAsia="Consolas" w:cs="Consolas"/>
+          <w:sz w:val="20"/>
+        </w:rPr>
+        <w:t xml:space="preserve">commit_outcome</w:t>
+      </w:r>
+      <w:r>
+        <w:rPr>
+          <w:rFonts w:ascii="맑은 고딕" w:hAnsi="맑은 고딕" w:eastAsia="맑은 고딕"/>
+          <w:sz w:val="21"/>
+        </w:rPr>
+        <w:t xml:space="preserve"> 으로 트랜잭션 결과를 확실히 알려 주고, 재생으로 끊어진 작업을 다시 실행한다.</w:t>
       </w:r>
     </w:p>
     <w:p>
       <w:r>
         <w:rPr>
+          <w:rFonts w:ascii="Consolas" w:hAnsi="Consolas" w:eastAsia="Consolas" w:cs="Consolas"/>
+          <w:sz w:val="20"/>
+        </w:rPr>
+        <w:t xml:space="preserve">-failovertype TRANSACTION</w:t>
+      </w:r>
+      <w:r>
+        <w:rPr>
           <w:rFonts w:ascii="맑은 고딕" w:hAnsi="맑은 고딕" w:eastAsia="맑은 고딕"/>
           <w:sz w:val="21"/>
         </w:rPr>
-        <w:t>`-failovertype TRANSACTION` 은 `-commit_outcome TRUE` 를 요구한다. 없이 만들면 PRCD-1259 로 거부되고 서비스는 만들어지지 않는다. 재생하려면 먼저 커밋 여부를 알아야 하기 때문이다.</w:t>
+        <w:t xml:space="preserve"> 은 </w:t>
+      </w:r>
+      <w:r>
+        <w:rPr>
+          <w:rFonts w:ascii="Consolas" w:hAnsi="Consolas" w:eastAsia="Consolas" w:cs="Consolas"/>
+          <w:sz w:val="20"/>
+        </w:rPr>
+        <w:t xml:space="preserve">-commit_outcome TRUE</w:t>
+      </w:r>
+      <w:r>
+        <w:rPr>
+          <w:rFonts w:ascii="맑은 고딕" w:hAnsi="맑은 고딕" w:eastAsia="맑은 고딕"/>
+          <w:sz w:val="21"/>
+        </w:rPr>
+        <w:t xml:space="preserve"> 를 요구한다. 없이 만들면 PRCD-1259 로 거부되고 서비스는 만들어지지 않는다. 재생하려면 먼저 커밋 여부를 알아야 하기 때문이다.</w:t>
       </w:r>
     </w:p>
     <w:p>
@@ -7015,7 +9010,35 @@
           <w:rFonts w:ascii="맑은 고딕" w:hAnsi="맑은 고딕" w:eastAsia="맑은 고딕"/>
           <w:sz w:val="21"/>
         </w:rPr>
-        <w:t>그러므로 `tnsnames.ora` 를 보고 판단하면 안 된다. 실제로 협상된 값은 `V$SESSION` 의 FAILOVER_TYPE 으로 확인한다.</w:t>
+        <w:t xml:space="preserve">그러므로 </w:t>
+      </w:r>
+      <w:r>
+        <w:rPr>
+          <w:rFonts w:ascii="Consolas" w:hAnsi="Consolas" w:eastAsia="Consolas" w:cs="Consolas"/>
+          <w:sz w:val="20"/>
+        </w:rPr>
+        <w:t xml:space="preserve">tnsnames.ora</w:t>
+      </w:r>
+      <w:r>
+        <w:rPr>
+          <w:rFonts w:ascii="맑은 고딕" w:hAnsi="맑은 고딕" w:eastAsia="맑은 고딕"/>
+          <w:sz w:val="21"/>
+        </w:rPr>
+        <w:t xml:space="preserve"> 를 보고 판단하면 안 된다. 실제로 협상된 값은 </w:t>
+      </w:r>
+      <w:r>
+        <w:rPr>
+          <w:rFonts w:ascii="Consolas" w:hAnsi="Consolas" w:eastAsia="Consolas" w:cs="Consolas"/>
+          <w:sz w:val="20"/>
+        </w:rPr>
+        <w:t xml:space="preserve">V$SESSION</w:t>
+      </w:r>
+      <w:r>
+        <w:rPr>
+          <w:rFonts w:ascii="맑은 고딕" w:hAnsi="맑은 고딕" w:eastAsia="맑은 고딕"/>
+          <w:sz w:val="21"/>
+        </w:rPr>
+        <w:t xml:space="preserve"> 의 FAILOVER_TYPE 으로 확인한다.</w:t>
       </w:r>
     </w:p>
     <w:p>
@@ -7024,16 +9047,51 @@
           <w:rFonts w:ascii="맑은 고딕" w:hAnsi="맑은 고딕" w:eastAsia="맑은 고딕"/>
           <w:sz w:val="21"/>
         </w:rPr>
-        <w:t>값 표기가 다르다는 것도 주의한다. 서비스에는 TRANSACTION 으로 넣는데 `V$SESSION` 에는 TRANSACTIONAL 로 나온다.</w:t>
+        <w:t xml:space="preserve">값 표기가 다르다는 것도 주의한다. 서비스에는 TRANSACTION 으로 넣는데 </w:t>
+      </w:r>
+      <w:r>
+        <w:rPr>
+          <w:rFonts w:ascii="Consolas" w:hAnsi="Consolas" w:eastAsia="Consolas" w:cs="Consolas"/>
+          <w:sz w:val="20"/>
+        </w:rPr>
+        <w:t xml:space="preserve">V$SESSION</w:t>
+      </w:r>
+      <w:r>
+        <w:rPr>
+          <w:rFonts w:ascii="맑은 고딕" w:hAnsi="맑은 고딕" w:eastAsia="맑은 고딕"/>
+          <w:sz w:val="21"/>
+        </w:rPr>
+        <w:t xml:space="preserve"> 에는 TRANSACTIONAL 로 나온다.</w:t>
       </w:r>
     </w:p>
     <w:p>
       <w:r>
         <w:rPr>
+          <w:rFonts w:ascii="Consolas" w:hAnsi="Consolas" w:eastAsia="Consolas" w:cs="Consolas"/>
+          <w:sz w:val="20"/>
+        </w:rPr>
+        <w:t xml:space="preserve">V$SESSION</w:t>
+      </w:r>
+      <w:r>
+        <w:rPr>
           <w:rFonts w:ascii="맑은 고딕" w:hAnsi="맑은 고딕" w:eastAsia="맑은 고딕"/>
           <w:sz w:val="21"/>
         </w:rPr>
-        <w:t>`V$SESSION` 이 보여 주는 것은 협상 결과이지 재생 성공 여부가 아니다. 실제 재생은 클라이언트 드라이버가 호출을 기록해야 가능하며 `FAILED_OVER` 열로 사후에 확인한다.</w:t>
+        <w:t xml:space="preserve"> 이 보여 주는 것은 협상 결과이지 재생 성공 여부가 아니다. 실제 재생은 클라이언트 드라이버가 호출을 기록해야 가능하며 </w:t>
+      </w:r>
+      <w:r>
+        <w:rPr>
+          <w:rFonts w:ascii="Consolas" w:hAnsi="Consolas" w:eastAsia="Consolas" w:cs="Consolas"/>
+          <w:sz w:val="20"/>
+        </w:rPr>
+        <w:t xml:space="preserve">FAILED_OVER</w:t>
+      </w:r>
+      <w:r>
+        <w:rPr>
+          <w:rFonts w:ascii="맑은 고딕" w:hAnsi="맑은 고딕" w:eastAsia="맑은 고딕"/>
+          <w:sz w:val="21"/>
+        </w:rPr>
+        <w:t xml:space="preserve"> 열로 사후에 확인한다.</w:t>
       </w:r>
     </w:p>
     <w:p>
@@ -7042,7 +9100,21 @@
           <w:rFonts w:ascii="맑은 고딕" w:hAnsi="맑은 고딕" w:eastAsia="맑은 고딕"/>
           <w:sz w:val="21"/>
         </w:rPr>
-        <w:t>재생이 거부되는 경우가 여럿 있다. 결과가 이미 전달된 조회, 세션 상태가 달라진 경우, `SYSDATE` 같은 결정적이지 않은 함수, 외부 호출 같은 부수 효과가 있는 작업이다.</w:t>
+        <w:t xml:space="preserve">재생이 거부되는 경우가 여럿 있다. 결과가 이미 전달된 조회, 세션 상태가 달라진 경우, </w:t>
+      </w:r>
+      <w:r>
+        <w:rPr>
+          <w:rFonts w:ascii="Consolas" w:hAnsi="Consolas" w:eastAsia="Consolas" w:cs="Consolas"/>
+          <w:sz w:val="20"/>
+        </w:rPr>
+        <w:t xml:space="preserve">SYSDATE</w:t>
+      </w:r>
+      <w:r>
+        <w:rPr>
+          <w:rFonts w:ascii="맑은 고딕" w:hAnsi="맑은 고딕" w:eastAsia="맑은 고딕"/>
+          <w:sz w:val="21"/>
+        </w:rPr>
+        <w:t xml:space="preserve"> 같은 결정적이지 않은 함수, 외부 호출 같은 부수 효과가 있는 작업이다.</w:t>
       </w:r>
     </w:p>
     <w:p>
@@ -7057,10 +9129,17 @@
     <w:p>
       <w:r>
         <w:rPr>
+          <w:rFonts w:ascii="Consolas" w:hAnsi="Consolas" w:eastAsia="Consolas" w:cs="Consolas"/>
+          <w:sz w:val="20"/>
+        </w:rPr>
+        <w:t xml:space="preserve">-notification TRUE</w:t>
+      </w:r>
+      <w:r>
+        <w:rPr>
           <w:rFonts w:ascii="맑은 고딕" w:hAnsi="맑은 고딕" w:eastAsia="맑은 고딕"/>
           <w:sz w:val="21"/>
         </w:rPr>
-        <w:t>`-notification TRUE` 가 자주 빠진다. 기본값이 FALSE 이므로 지정하지 않으면 OCI 클라이언트가 FAN 이벤트를 받지 못한다.</w:t>
+        <w:t xml:space="preserve"> 가 자주 빠진다. 기본값이 FALSE 이므로 지정하지 않으면 OCI 클라이언트가 FAN 이벤트를 받지 못한다.</w:t>
       </w:r>
     </w:p>
     <w:p>
@@ -7129,7 +9208,21 @@
                 <w:rFonts w:ascii="맑은 고딕" w:hAnsi="맑은 고딕" w:eastAsia="맑은 고딕"/>
                 <w:sz w:val="20"/>
               </w:rPr>
-              <w:t>3. `onsctl debug` 출력에서 무엇을 확인해야 하는가. 두 가지를 들라.</w:t>
+              <w:t xml:space="preserve">3. </w:t>
+            </w:r>
+            <w:r>
+              <w:rPr>
+                <w:rFonts w:ascii="Consolas" w:hAnsi="Consolas" w:eastAsia="Consolas" w:cs="Consolas"/>
+                <w:sz w:val="19"/>
+              </w:rPr>
+              <w:t xml:space="preserve">onsctl debug</w:t>
+            </w:r>
+            <w:r>
+              <w:rPr>
+                <w:rFonts w:ascii="맑은 고딕" w:hAnsi="맑은 고딕" w:eastAsia="맑은 고딕"/>
+                <w:sz w:val="20"/>
+              </w:rPr>
+              <w:t xml:space="preserve"> 출력에서 무엇을 확인해야 하는가. 두 가지를 들라.</w:t>
             </w:r>
           </w:p>
           <w:p>
@@ -7141,7 +9234,21 @@
                 <w:rFonts w:ascii="맑은 고딕" w:hAnsi="맑은 고딕" w:eastAsia="맑은 고딕"/>
                 <w:sz w:val="20"/>
               </w:rPr>
-              <w:t>4. `ons.config` 를 직접 고치면 안 되는 이유는 무엇인가.</w:t>
+              <w:t xml:space="preserve">4. </w:t>
+            </w:r>
+            <w:r>
+              <w:rPr>
+                <w:rFonts w:ascii="Consolas" w:hAnsi="Consolas" w:eastAsia="Consolas" w:cs="Consolas"/>
+                <w:sz w:val="19"/>
+              </w:rPr>
+              <w:t xml:space="preserve">ons.config</w:t>
+            </w:r>
+            <w:r>
+              <w:rPr>
+                <w:rFonts w:ascii="맑은 고딕" w:hAnsi="맑은 고딕" w:eastAsia="맑은 고딕"/>
+                <w:sz w:val="20"/>
+              </w:rPr>
+              <w:t xml:space="preserve"> 를 직접 고치면 안 되는 이유는 무엇인가.</w:t>
             </w:r>
           </w:p>
           <w:p>
@@ -7153,7 +9260,35 @@
                 <w:rFonts w:ascii="맑은 고딕" w:hAnsi="맑은 고딕" w:eastAsia="맑은 고딕"/>
                 <w:sz w:val="20"/>
               </w:rPr>
-              <w:t>5. `clbgoal` 과 `rlbgoal` 의 작동 시점이 어떻게 다른가.</w:t>
+              <w:t xml:space="preserve">5. </w:t>
+            </w:r>
+            <w:r>
+              <w:rPr>
+                <w:rFonts w:ascii="Consolas" w:hAnsi="Consolas" w:eastAsia="Consolas" w:cs="Consolas"/>
+                <w:sz w:val="19"/>
+              </w:rPr>
+              <w:t xml:space="preserve">clbgoal</w:t>
+            </w:r>
+            <w:r>
+              <w:rPr>
+                <w:rFonts w:ascii="맑은 고딕" w:hAnsi="맑은 고딕" w:eastAsia="맑은 고딕"/>
+                <w:sz w:val="20"/>
+              </w:rPr>
+              <w:t xml:space="preserve"> 과 </w:t>
+            </w:r>
+            <w:r>
+              <w:rPr>
+                <w:rFonts w:ascii="Consolas" w:hAnsi="Consolas" w:eastAsia="Consolas" w:cs="Consolas"/>
+                <w:sz w:val="19"/>
+              </w:rPr>
+              <w:t xml:space="preserve">rlbgoal</w:t>
+            </w:r>
+            <w:r>
+              <w:rPr>
+                <w:rFonts w:ascii="맑은 고딕" w:hAnsi="맑은 고딕" w:eastAsia="맑은 고딕"/>
+                <w:sz w:val="20"/>
+              </w:rPr>
+              <w:t xml:space="preserve"> 의 작동 시점이 어떻게 다른가.</w:t>
             </w:r>
           </w:p>
           <w:p>
@@ -7165,7 +9300,21 @@
                 <w:rFonts w:ascii="맑은 고딕" w:hAnsi="맑은 고딕" w:eastAsia="맑은 고딕"/>
                 <w:sz w:val="20"/>
               </w:rPr>
-              <w:t>6. `V$SERVICEMETRIC` 의 GOODNESS 가 0 이라는 것은 무슨 뜻인가.</w:t>
+              <w:t xml:space="preserve">6. </w:t>
+            </w:r>
+            <w:r>
+              <w:rPr>
+                <w:rFonts w:ascii="Consolas" w:hAnsi="Consolas" w:eastAsia="Consolas" w:cs="Consolas"/>
+                <w:sz w:val="19"/>
+              </w:rPr>
+              <w:t xml:space="preserve">V$SERVICEMETRIC</w:t>
+            </w:r>
+            <w:r>
+              <w:rPr>
+                <w:rFonts w:ascii="맑은 고딕" w:hAnsi="맑은 고딕" w:eastAsia="맑은 고딕"/>
+                <w:sz w:val="20"/>
+              </w:rPr>
+              <w:t xml:space="preserve"> 의 GOODNESS 가 0 이라는 것은 무슨 뜻인가.</w:t>
             </w:r>
           </w:p>
           <w:p>
@@ -7177,7 +9326,21 @@
                 <w:rFonts w:ascii="맑은 고딕" w:hAnsi="맑은 고딕" w:eastAsia="맑은 고딕"/>
                 <w:sz w:val="20"/>
               </w:rPr>
-              <w:t>7. `V$SERVICEMETRIC` 에 GROUP_ID 가 두 종류인 이유는 무엇인가.</w:t>
+              <w:t xml:space="preserve">7. </w:t>
+            </w:r>
+            <w:r>
+              <w:rPr>
+                <w:rFonts w:ascii="Consolas" w:hAnsi="Consolas" w:eastAsia="Consolas" w:cs="Consolas"/>
+                <w:sz w:val="19"/>
+              </w:rPr>
+              <w:t xml:space="preserve">V$SERVICEMETRIC</w:t>
+            </w:r>
+            <w:r>
+              <w:rPr>
+                <w:rFonts w:ascii="맑은 고딕" w:hAnsi="맑은 고딕" w:eastAsia="맑은 고딕"/>
+                <w:sz w:val="20"/>
+              </w:rPr>
+              <w:t xml:space="preserve"> 에 GROUP_ID 가 두 종류인 이유는 무엇인가.</w:t>
             </w:r>
           </w:p>
           <w:p>
@@ -7189,7 +9352,21 @@
                 <w:rFonts w:ascii="맑은 고딕" w:hAnsi="맑은 고딕" w:eastAsia="맑은 고딕"/>
                 <w:sz w:val="20"/>
               </w:rPr>
-              <w:t>8. 접속 분포 30 회 측정만으로 `clbgoal` 설정의 효과를 판정할 수 없는 이유를 쓰라.</w:t>
+              <w:t xml:space="preserve">8. 접속 분포 30 회 측정만으로 </w:t>
+            </w:r>
+            <w:r>
+              <w:rPr>
+                <w:rFonts w:ascii="Consolas" w:hAnsi="Consolas" w:eastAsia="Consolas" w:cs="Consolas"/>
+                <w:sz w:val="19"/>
+              </w:rPr>
+              <w:t xml:space="preserve">clbgoal</w:t>
+            </w:r>
+            <w:r>
+              <w:rPr>
+                <w:rFonts w:ascii="맑은 고딕" w:hAnsi="맑은 고딕" w:eastAsia="맑은 고딕"/>
+                <w:sz w:val="20"/>
+              </w:rPr>
+              <w:t xml:space="preserve"> 설정의 효과를 판정할 수 없는 이유를 쓰라.</w:t>
             </w:r>
           </w:p>
           <w:p>
@@ -7213,7 +9390,35 @@
                 <w:rFonts w:ascii="맑은 고딕" w:hAnsi="맑은 고딕" w:eastAsia="맑은 고딕"/>
                 <w:sz w:val="20"/>
               </w:rPr>
-              <w:t>10. `-failovertype TRANSACTION` 이 `-commit_outcome TRUE` 를 요구하는 이유는 무엇인가.</w:t>
+              <w:t xml:space="preserve">10. </w:t>
+            </w:r>
+            <w:r>
+              <w:rPr>
+                <w:rFonts w:ascii="Consolas" w:hAnsi="Consolas" w:eastAsia="Consolas" w:cs="Consolas"/>
+                <w:sz w:val="19"/>
+              </w:rPr>
+              <w:t xml:space="preserve">-failovertype TRANSACTION</w:t>
+            </w:r>
+            <w:r>
+              <w:rPr>
+                <w:rFonts w:ascii="맑은 고딕" w:hAnsi="맑은 고딕" w:eastAsia="맑은 고딕"/>
+                <w:sz w:val="20"/>
+              </w:rPr>
+              <w:t xml:space="preserve"> 이 </w:t>
+            </w:r>
+            <w:r>
+              <w:rPr>
+                <w:rFonts w:ascii="Consolas" w:hAnsi="Consolas" w:eastAsia="Consolas" w:cs="Consolas"/>
+                <w:sz w:val="19"/>
+              </w:rPr>
+              <w:t xml:space="preserve">-commit_outcome TRUE</w:t>
+            </w:r>
+            <w:r>
+              <w:rPr>
+                <w:rFonts w:ascii="맑은 고딕" w:hAnsi="맑은 고딕" w:eastAsia="맑은 고딕"/>
+                <w:sz w:val="20"/>
+              </w:rPr>
+              <w:t xml:space="preserve"> 를 요구하는 이유는 무엇인가.</w:t>
             </w:r>
           </w:p>
           <w:p>
@@ -7249,7 +9454,21 @@
                 <w:rFonts w:ascii="맑은 고딕" w:hAnsi="맑은 고딕" w:eastAsia="맑은 고딕"/>
                 <w:sz w:val="20"/>
               </w:rPr>
-              <w:t>13. `V$SESSION` 의 FAILOVER_TYPE 이 TRANSACTIONAL 이면 재생이 보장되는가.</w:t>
+              <w:t xml:space="preserve">13. </w:t>
+            </w:r>
+            <w:r>
+              <w:rPr>
+                <w:rFonts w:ascii="Consolas" w:hAnsi="Consolas" w:eastAsia="Consolas" w:cs="Consolas"/>
+                <w:sz w:val="19"/>
+              </w:rPr>
+              <w:t xml:space="preserve">V$SESSION</w:t>
+            </w:r>
+            <w:r>
+              <w:rPr>
+                <w:rFonts w:ascii="맑은 고딕" w:hAnsi="맑은 고딕" w:eastAsia="맑은 고딕"/>
+                <w:sz w:val="20"/>
+              </w:rPr>
+              <w:t xml:space="preserve"> 의 FAILOVER_TYPE 이 TRANSACTIONAL 이면 재생이 보장되는가.</w:t>
             </w:r>
           </w:p>
           <w:p>
@@ -7618,7 +9837,21 @@
           <w:rFonts w:ascii="맑은 고딕" w:hAnsi="맑은 고딕" w:eastAsia="맑은 고딕"/>
           <w:sz w:val="21"/>
         </w:rPr>
-        <w:t>실습 06 의 네 칸 실험이 이 장의 중심이다. `tnsnames.ora` 를 고치므로 시작 전에 백업하고 끝에서 되돌린다.</w:t>
+        <w:t xml:space="preserve">실습 06 의 네 칸 실험이 이 장의 중심이다. </w:t>
+      </w:r>
+      <w:r>
+        <w:rPr>
+          <w:rFonts w:ascii="Consolas" w:hAnsi="Consolas" w:eastAsia="Consolas" w:cs="Consolas"/>
+          <w:sz w:val="20"/>
+        </w:rPr>
+        <w:t xml:space="preserve">tnsnames.ora</w:t>
+      </w:r>
+      <w:r>
+        <w:rPr>
+          <w:rFonts w:ascii="맑은 고딕" w:hAnsi="맑은 고딕" w:eastAsia="맑은 고딕"/>
+          <w:sz w:val="21"/>
+        </w:rPr>
+        <w:t xml:space="preserve"> 를 고치므로 시작 전에 백업하고 끝에서 되돌린다.</w:t>
       </w:r>
     </w:p>
     <w:p>
@@ -7645,7 +9878,21 @@
           <w:rFonts w:ascii="맑은 고딕" w:hAnsi="맑은 고딕" w:eastAsia="맑은 고딕"/>
           <w:sz w:val="21"/>
         </w:rPr>
-        <w:t>모든 실습이 끝나면 GV$ACTIVE_SERVICES 10 행, CRS 자원 17 개, `tnsnames.ora` 341 바이트인 기준선으로 돌아와야 한다.</w:t>
+        <w:t xml:space="preserve">모든 실습이 끝나면 GV$ACTIVE_SERVICES 10 행, CRS 자원 17 개, </w:t>
+      </w:r>
+      <w:r>
+        <w:rPr>
+          <w:rFonts w:ascii="Consolas" w:hAnsi="Consolas" w:eastAsia="Consolas" w:cs="Consolas"/>
+          <w:sz w:val="20"/>
+        </w:rPr>
+        <w:t xml:space="preserve">tnsnames.ora</w:t>
+      </w:r>
+      <w:r>
+        <w:rPr>
+          <w:rFonts w:ascii="맑은 고딕" w:hAnsi="맑은 고딕" w:eastAsia="맑은 고딕"/>
+          <w:sz w:val="21"/>
+        </w:rPr>
+        <w:t xml:space="preserve"> 341 바이트인 기준선으로 돌아와야 한다.</w:t>
       </w:r>
     </w:p>
     <w:sectPr>
